--- a/Fase 2/Evidencias Grupales/2.6_GuiaEstudiante_Fase 2_Informe Final Proyecto APT.docx
+++ b/Fase 2/Evidencias Grupales/2.6_GuiaEstudiante_Fase 2_Informe Final Proyecto APT.docx
@@ -1,6 +1,6 @@
 
 <file path=word/document.xml><?xml version="1.0" encoding="utf-8"?>
-<w:document xmlns:wpc="http://schemas.microsoft.com/office/word/2010/wordprocessingCanvas" xmlns:cx="http://schemas.microsoft.com/office/drawing/2014/chartex" xmlns:mc="http://schemas.openxmlformats.org/markup-compatibility/2006" xmlns:o="urn:schemas-microsoft-com:office:office" xmlns:r="http://schemas.openxmlformats.org/officeDocument/2006/relationships" xmlns:m="http://schemas.openxmlformats.org/officeDocument/2006/math" xmlns:v="urn:schemas-microsoft-com:vml" xmlns:wp14="http://schemas.microsoft.com/office/word/2010/wordprocessingDrawing" xmlns:wp="http://schemas.openxmlformats.org/drawingml/2006/wordprocessingDrawing" xmlns:w10="urn:schemas-microsoft-com:office:word" xmlns:w="http://schemas.openxmlformats.org/wordprocessingml/2006/main" xmlns:w14="http://schemas.microsoft.com/office/word/2010/wordml" xmlns:w15="http://schemas.microsoft.com/office/word/2012/wordml" xmlns:w16se="http://schemas.microsoft.com/office/word/2015/wordml/symex" xmlns:wpg="http://schemas.microsoft.com/office/word/2010/wordprocessingGroup" xmlns:wpi="http://schemas.microsoft.com/office/word/2010/wordprocessingInk" xmlns:wne="http://schemas.microsoft.com/office/word/2006/wordml" xmlns:wps="http://schemas.microsoft.com/office/word/2010/wordprocessingShape" mc:Ignorable="w14 w15 w16se wp14">
+<w:document xmlns:wpc="http://schemas.microsoft.com/office/word/2010/wordprocessingCanvas" xmlns:cx="http://schemas.microsoft.com/office/drawing/2014/chartex" xmlns:cx1="http://schemas.microsoft.com/office/drawing/2015/9/8/chartex" xmlns:cx2="http://schemas.microsoft.com/office/drawing/2015/10/21/chartex" xmlns:cx3="http://schemas.microsoft.com/office/drawing/2016/5/9/chartex" xmlns:cx4="http://schemas.microsoft.com/office/drawing/2016/5/10/chartex" xmlns:cx5="http://schemas.microsoft.com/office/drawing/2016/5/11/chartex" xmlns:cx6="http://schemas.microsoft.com/office/drawing/2016/5/12/chartex" xmlns:cx7="http://schemas.microsoft.com/office/drawing/2016/5/13/chartex" xmlns:cx8="http://schemas.microsoft.com/office/drawing/2016/5/14/chartex" xmlns:mc="http://schemas.openxmlformats.org/markup-compatibility/2006" xmlns:aink="http://schemas.microsoft.com/office/drawing/2016/ink" xmlns:am3d="http://schemas.microsoft.com/office/drawing/2017/model3d" xmlns:o="urn:schemas-microsoft-com:office:office" xmlns:oel="http://schemas.microsoft.com/office/2019/extlst" xmlns:r="http://schemas.openxmlformats.org/officeDocument/2006/relationships" xmlns:m="http://schemas.openxmlformats.org/officeDocument/2006/math" xmlns:v="urn:schemas-microsoft-com:vml" xmlns:wp14="http://schemas.microsoft.com/office/word/2010/wordprocessingDrawing" xmlns:wp="http://schemas.openxmlformats.org/drawingml/2006/wordprocessingDrawing" xmlns:w10="urn:schemas-microsoft-com:office:word" xmlns:w="http://schemas.openxmlformats.org/wordprocessingml/2006/main" xmlns:w14="http://schemas.microsoft.com/office/word/2010/wordml" xmlns:w15="http://schemas.microsoft.com/office/word/2012/wordml" xmlns:w16cex="http://schemas.microsoft.com/office/word/2018/wordml/cex" xmlns:w16cid="http://schemas.microsoft.com/office/word/2016/wordml/cid" xmlns:w16="http://schemas.microsoft.com/office/word/2018/wordml" xmlns:w16du="http://schemas.microsoft.com/office/word/2023/wordml/word16du" xmlns:w16sdtdh="http://schemas.microsoft.com/office/word/2020/wordml/sdtdatahash" xmlns:w16sdtfl="http://schemas.microsoft.com/office/word/2024/wordml/sdtformatlock" xmlns:w16se="http://schemas.microsoft.com/office/word/2015/wordml/symex" xmlns:wpg="http://schemas.microsoft.com/office/word/2010/wordprocessingGroup" xmlns:wpi="http://schemas.microsoft.com/office/word/2010/wordprocessingInk" xmlns:wne="http://schemas.microsoft.com/office/word/2006/wordml" xmlns:wps="http://schemas.microsoft.com/office/word/2010/wordprocessingShape" mc:Ignorable="w14 w15 w16se w16cid w16 w16cex w16sdtdh w16sdtfl w16du wp14">
   <w:body>
     <w:p>
       <w:r>
@@ -165,6 +165,7 @@
                                 </w:rPr>
                                 <w:t xml:space="preserve">Asignatura </w:t>
                               </w:r>
+                              <w:proofErr w:type="spellStart"/>
                               <w:r>
                                 <w:rPr>
                                   <w:b/>
@@ -174,8 +175,7 @@
                                 </w:rPr>
                                 <w:t>Capstone</w:t>
                               </w:r>
-                              <w:bookmarkStart w:id="0" w:name="_GoBack"/>
-                              <w:bookmarkEnd w:id="0"/>
+                              <w:proofErr w:type="spellEnd"/>
                             </w:p>
                           </w:txbxContent>
                         </wps:txbx>
@@ -717,7 +717,31 @@
                 <w:szCs w:val="20"/>
                 <w:lang w:eastAsia="es-CL"/>
               </w:rPr>
-              <w:t>Escribe el nombre de tu Proyecto APT.</w:t>
+              <w:t xml:space="preserve">ERP </w:t>
+            </w:r>
+            <w:proofErr w:type="spellStart"/>
+            <w:r>
+              <w:rPr>
+                <w:rFonts w:ascii="Calibri" w:hAnsi="Calibri" w:cs="Arial"/>
+                <w:i/>
+                <w:color w:val="548DD4"/>
+                <w:sz w:val="20"/>
+                <w:szCs w:val="20"/>
+                <w:lang w:eastAsia="es-CL"/>
+              </w:rPr>
+              <w:t>Almahue</w:t>
+            </w:r>
+            <w:proofErr w:type="spellEnd"/>
+            <w:r>
+              <w:rPr>
+                <w:rFonts w:ascii="Calibri" w:hAnsi="Calibri" w:cs="Arial"/>
+                <w:i/>
+                <w:color w:val="548DD4"/>
+                <w:sz w:val="20"/>
+                <w:szCs w:val="20"/>
+                <w:lang w:eastAsia="es-CL"/>
+              </w:rPr>
+              <w:t xml:space="preserve"> - sistema de gestión agrícola y de exportación.</w:t>
             </w:r>
           </w:p>
         </w:tc>
@@ -755,11 +779,6 @@
           <w:p>
             <w:pPr>
               <w:rPr>
-                <w:b/>
-              </w:rPr>
-            </w:pPr>
-            <w:r>
-              <w:rPr>
                 <w:rFonts w:ascii="Calibri" w:hAnsi="Calibri" w:cs="Arial"/>
                 <w:i/>
                 <w:color w:val="548DD4"/>
@@ -767,8 +786,7 @@
                 <w:szCs w:val="20"/>
                 <w:lang w:eastAsia="es-CL"/>
               </w:rPr>
-              <w:t xml:space="preserve">Menciona la(s) área(s) de desempeño de tu Plan de Estudio que </w:t>
-            </w:r>
+            </w:pPr>
             <w:r>
               <w:rPr>
                 <w:rFonts w:ascii="Calibri" w:hAnsi="Calibri" w:cs="Arial"/>
@@ -778,18 +796,7 @@
                 <w:szCs w:val="20"/>
                 <w:lang w:eastAsia="es-CL"/>
               </w:rPr>
-              <w:t xml:space="preserve">abordaron </w:t>
-            </w:r>
-            <w:r>
-              <w:rPr>
-                <w:rFonts w:ascii="Calibri" w:hAnsi="Calibri" w:cs="Arial"/>
-                <w:i/>
-                <w:color w:val="548DD4"/>
-                <w:sz w:val="20"/>
-                <w:szCs w:val="20"/>
-                <w:lang w:eastAsia="es-CL"/>
-              </w:rPr>
-              <w:t>tu Proyecto APT.</w:t>
+              <w:t>Desarrollo de software, ingeniería de requisitos, bases de datos, arquitectura e integración, gestión de proyectos TI, calidad y seguridad de aplicaciones. Mismas áreas declaradas en la guía 1.5.</w:t>
             </w:r>
           </w:p>
         </w:tc>
@@ -835,11 +842,6 @@
           <w:p>
             <w:pPr>
               <w:rPr>
-                <w:b/>
-              </w:rPr>
-            </w:pPr>
-            <w:r>
-              <w:rPr>
                 <w:rFonts w:ascii="Calibri" w:hAnsi="Calibri" w:cs="Arial"/>
                 <w:i/>
                 <w:color w:val="548DD4"/>
@@ -847,8 +849,7 @@
                 <w:szCs w:val="20"/>
                 <w:lang w:eastAsia="es-CL"/>
               </w:rPr>
-              <w:t xml:space="preserve">Menciona las competencias  de tu Plan de Estudio que </w:t>
-            </w:r>
+            </w:pPr>
             <w:r>
               <w:rPr>
                 <w:rFonts w:ascii="Calibri" w:hAnsi="Calibri" w:cs="Arial"/>
@@ -858,7 +859,7 @@
                 <w:szCs w:val="20"/>
                 <w:lang w:eastAsia="es-CL"/>
               </w:rPr>
-              <w:t>abordaste e</w:t>
+              <w:t>Del plan de la carrera, las que ejercimos en el desarrollo:</w:t>
             </w:r>
             <w:r>
               <w:rPr>
@@ -869,7 +870,188 @@
                 <w:szCs w:val="20"/>
                 <w:lang w:eastAsia="es-CL"/>
               </w:rPr>
-              <w:t>n tu Proyecto APT.</w:t>
+              <w:br/>
+              <w:t>- Ofrecer una solución informática a partir de los procesos de la organización.</w:t>
+            </w:r>
+            <w:r>
+              <w:rPr>
+                <w:rFonts w:ascii="Calibri" w:hAnsi="Calibri" w:cs="Arial"/>
+                <w:i/>
+                <w:color w:val="548DD4"/>
+                <w:sz w:val="20"/>
+                <w:szCs w:val="20"/>
+                <w:lang w:eastAsia="es-CL"/>
+              </w:rPr>
+              <w:br/>
+              <w:t>- Desarrollar software con un proceso ordenado (Scrum, sprint, incremento aceptado por el cliente).</w:t>
+            </w:r>
+            <w:r>
+              <w:rPr>
+                <w:rFonts w:ascii="Calibri" w:hAnsi="Calibri" w:cs="Arial"/>
+                <w:i/>
+                <w:color w:val="548DD4"/>
+                <w:sz w:val="20"/>
+                <w:szCs w:val="20"/>
+                <w:lang w:eastAsia="es-CL"/>
+              </w:rPr>
+              <w:br/>
+              <w:t>- Construir y usar un modelo de datos relacional por empresa.</w:t>
+            </w:r>
+            <w:r>
+              <w:rPr>
+                <w:rFonts w:ascii="Calibri" w:hAnsi="Calibri" w:cs="Arial"/>
+                <w:i/>
+                <w:color w:val="548DD4"/>
+                <w:sz w:val="20"/>
+                <w:szCs w:val="20"/>
+                <w:lang w:eastAsia="es-CL"/>
+              </w:rPr>
+              <w:br/>
+              <w:t>- Programar la aplicación (</w:t>
+            </w:r>
+            <w:proofErr w:type="spellStart"/>
+            <w:r>
+              <w:rPr>
+                <w:rFonts w:ascii="Calibri" w:hAnsi="Calibri" w:cs="Arial"/>
+                <w:i/>
+                <w:color w:val="548DD4"/>
+                <w:sz w:val="20"/>
+                <w:szCs w:val="20"/>
+                <w:lang w:eastAsia="es-CL"/>
+              </w:rPr>
+              <w:t>NestJS</w:t>
+            </w:r>
+            <w:proofErr w:type="spellEnd"/>
+            <w:r>
+              <w:rPr>
+                <w:rFonts w:ascii="Calibri" w:hAnsi="Calibri" w:cs="Arial"/>
+                <w:i/>
+                <w:color w:val="548DD4"/>
+                <w:sz w:val="20"/>
+                <w:szCs w:val="20"/>
+                <w:lang w:eastAsia="es-CL"/>
+              </w:rPr>
+              <w:t xml:space="preserve">, </w:t>
+            </w:r>
+            <w:proofErr w:type="spellStart"/>
+            <w:r>
+              <w:rPr>
+                <w:rFonts w:ascii="Calibri" w:hAnsi="Calibri" w:cs="Arial"/>
+                <w:i/>
+                <w:color w:val="548DD4"/>
+                <w:sz w:val="20"/>
+                <w:szCs w:val="20"/>
+                <w:lang w:eastAsia="es-CL"/>
+              </w:rPr>
+              <w:t>React</w:t>
+            </w:r>
+            <w:proofErr w:type="spellEnd"/>
+            <w:r>
+              <w:rPr>
+                <w:rFonts w:ascii="Calibri" w:hAnsi="Calibri" w:cs="Arial"/>
+                <w:i/>
+                <w:color w:val="548DD4"/>
+                <w:sz w:val="20"/>
+                <w:szCs w:val="20"/>
+                <w:lang w:eastAsia="es-CL"/>
+              </w:rPr>
+              <w:t>, PostgreSQL) y la integración de facturación.</w:t>
+            </w:r>
+            <w:r>
+              <w:rPr>
+                <w:rFonts w:ascii="Calibri" w:hAnsi="Calibri" w:cs="Arial"/>
+                <w:i/>
+                <w:color w:val="548DD4"/>
+                <w:sz w:val="20"/>
+                <w:szCs w:val="20"/>
+                <w:lang w:eastAsia="es-CL"/>
+              </w:rPr>
+              <w:br/>
+              <w:t>- Probar el producto con el cliente, no solo en un laboratorio.</w:t>
+            </w:r>
+            <w:r>
+              <w:rPr>
+                <w:rFonts w:ascii="Calibri" w:hAnsi="Calibri" w:cs="Arial"/>
+                <w:i/>
+                <w:color w:val="548DD4"/>
+                <w:sz w:val="20"/>
+                <w:szCs w:val="20"/>
+                <w:lang w:eastAsia="es-CL"/>
+              </w:rPr>
+              <w:br/>
+              <w:t>- Resolver autenticación, permisos y aislamiento por empresa.</w:t>
+            </w:r>
+            <w:r>
+              <w:rPr>
+                <w:rFonts w:ascii="Calibri" w:hAnsi="Calibri" w:cs="Arial"/>
+                <w:i/>
+                <w:color w:val="548DD4"/>
+                <w:sz w:val="20"/>
+                <w:szCs w:val="20"/>
+                <w:lang w:eastAsia="es-CL"/>
+              </w:rPr>
+              <w:br/>
+              <w:t>- Gestionar el proyecto cuando la carta Gantt y el trabajo real no coinciden.</w:t>
+            </w:r>
+            <w:r>
+              <w:rPr>
+                <w:rFonts w:ascii="Calibri" w:hAnsi="Calibri" w:cs="Arial"/>
+                <w:i/>
+                <w:color w:val="548DD4"/>
+                <w:sz w:val="20"/>
+                <w:szCs w:val="20"/>
+                <w:lang w:eastAsia="es-CL"/>
+              </w:rPr>
+              <w:br/>
+              <w:t xml:space="preserve">No tomamos como foco aplicaciones móviles ni </w:t>
+            </w:r>
+            <w:proofErr w:type="spellStart"/>
+            <w:r>
+              <w:rPr>
+                <w:rFonts w:ascii="Calibri" w:hAnsi="Calibri" w:cs="Arial"/>
+                <w:i/>
+                <w:color w:val="548DD4"/>
+                <w:sz w:val="20"/>
+                <w:szCs w:val="20"/>
+                <w:lang w:eastAsia="es-CL"/>
+              </w:rPr>
+              <w:t>analisis</w:t>
+            </w:r>
+            <w:proofErr w:type="spellEnd"/>
+            <w:r>
+              <w:rPr>
+                <w:rFonts w:ascii="Calibri" w:hAnsi="Calibri" w:cs="Arial"/>
+                <w:i/>
+                <w:color w:val="548DD4"/>
+                <w:sz w:val="20"/>
+                <w:szCs w:val="20"/>
+                <w:lang w:eastAsia="es-CL"/>
+              </w:rPr>
+              <w:t xml:space="preserve"> de grandes </w:t>
+            </w:r>
+            <w:proofErr w:type="spellStart"/>
+            <w:r>
+              <w:rPr>
+                <w:rFonts w:ascii="Calibri" w:hAnsi="Calibri" w:cs="Arial"/>
+                <w:i/>
+                <w:color w:val="548DD4"/>
+                <w:sz w:val="20"/>
+                <w:szCs w:val="20"/>
+                <w:lang w:eastAsia="es-CL"/>
+              </w:rPr>
+              <w:t>volumenes</w:t>
+            </w:r>
+            <w:proofErr w:type="spellEnd"/>
+            <w:r>
+              <w:rPr>
+                <w:rFonts w:ascii="Calibri" w:hAnsi="Calibri" w:cs="Arial"/>
+                <w:i/>
+                <w:color w:val="548DD4"/>
+                <w:sz w:val="20"/>
+                <w:szCs w:val="20"/>
+                <w:lang w:eastAsia="es-CL"/>
+              </w:rPr>
+              <w:t xml:space="preserve"> de datos.</w:t>
             </w:r>
           </w:p>
         </w:tc>
@@ -971,6 +1153,7 @@
                 <w:color w:val="1F3864" w:themeColor="accent1" w:themeShade="80"/>
                 <w:sz w:val="18"/>
               </w:rPr>
+              <w:lastRenderedPageBreak/>
               <w:t xml:space="preserve">1. </w:t>
             </w:r>
             <w:r>
@@ -991,423 +1174,95 @@
           </w:tcPr>
           <w:p>
             <w:pPr>
-              <w:pStyle w:val="paragraph"/>
-              <w:numPr>
-                <w:ilvl w:val="0"/>
-                <w:numId w:val="6"/>
-              </w:numPr>
-              <w:spacing w:before="0" w:beforeAutospacing="0" w:after="0" w:afterAutospacing="0"/>
-              <w:ind w:left="301" w:hanging="283"/>
-              <w:jc w:val="both"/>
-              <w:textAlignment w:val="baseline"/>
-              <w:rPr>
-                <w:rFonts w:ascii="Segoe UI" w:hAnsi="Segoe UI" w:cs="Segoe UI"/>
-                <w:color w:val="0070C0"/>
-                <w:sz w:val="18"/>
-                <w:szCs w:val="18"/>
-              </w:rPr>
-            </w:pPr>
-            <w:r>
-              <w:rPr>
-                <w:rStyle w:val="normaltextrun"/>
-                <w:rFonts w:ascii="Calibri" w:hAnsi="Calibri" w:cs="Calibri"/>
-                <w:i/>
-                <w:iCs/>
-                <w:color w:val="0070C0"/>
-                <w:sz w:val="18"/>
-                <w:szCs w:val="18"/>
-              </w:rPr>
-              <w:t>Señala qu</w:t>
-            </w:r>
-            <w:r>
-              <w:rPr>
-                <w:rStyle w:val="normaltextrun"/>
-                <w:rFonts w:ascii="Segoe UI" w:hAnsi="Segoe UI" w:cs="Segoe UI"/>
-                <w:i/>
-                <w:iCs/>
-                <w:color w:val="0070C0"/>
-                <w:sz w:val="18"/>
-                <w:szCs w:val="18"/>
-              </w:rPr>
-              <w:t>é</w:t>
-            </w:r>
-            <w:r>
-              <w:rPr>
-                <w:rStyle w:val="normaltextrun"/>
-                <w:rFonts w:ascii="Calibri" w:hAnsi="Calibri" w:cs="Calibri"/>
-                <w:i/>
-                <w:iCs/>
-                <w:color w:val="0070C0"/>
-                <w:sz w:val="18"/>
-                <w:szCs w:val="18"/>
-              </w:rPr>
-              <w:t xml:space="preserve"> problema busc</w:t>
-            </w:r>
-            <w:r>
-              <w:rPr>
-                <w:rStyle w:val="normaltextrun"/>
-                <w:rFonts w:ascii="Calibri" w:hAnsi="Calibri" w:cs="Calibri"/>
-                <w:i/>
-                <w:iCs/>
-                <w:color w:val="0070C0"/>
-                <w:sz w:val="18"/>
-                <w:szCs w:val="18"/>
-              </w:rPr>
-              <w:t>ó</w:t>
-            </w:r>
-            <w:r>
-              <w:rPr>
-                <w:rStyle w:val="normaltextrun"/>
-                <w:rFonts w:ascii="Calibri" w:hAnsi="Calibri" w:cs="Calibri"/>
-                <w:i/>
-                <w:iCs/>
-                <w:color w:val="0070C0"/>
-                <w:sz w:val="18"/>
-                <w:szCs w:val="18"/>
-              </w:rPr>
-              <w:t xml:space="preserve"> solucionar tu proyecto</w:t>
-            </w:r>
-            <w:r>
-              <w:rPr>
-                <w:rStyle w:val="normaltextrun"/>
-                <w:rFonts w:ascii="Calibri" w:hAnsi="Calibri" w:cs="Calibri"/>
-                <w:i/>
-                <w:iCs/>
-                <w:color w:val="0070C0"/>
-                <w:sz w:val="18"/>
-                <w:szCs w:val="18"/>
-              </w:rPr>
-              <w:t xml:space="preserve"> y</w:t>
-            </w:r>
-            <w:r>
-              <w:rPr>
-                <w:rStyle w:val="normaltextrun"/>
-                <w:rFonts w:ascii="Calibri" w:hAnsi="Calibri" w:cs="Calibri"/>
-                <w:i/>
-                <w:iCs/>
-                <w:color w:val="0070C0"/>
-                <w:sz w:val="18"/>
-                <w:szCs w:val="18"/>
-              </w:rPr>
-              <w:t xml:space="preserve"> </w:t>
-            </w:r>
-            <w:r>
-              <w:rPr>
-                <w:rStyle w:val="normaltextrun"/>
-                <w:rFonts w:ascii="Calibri" w:hAnsi="Calibri" w:cs="Calibri"/>
-                <w:i/>
-                <w:iCs/>
-                <w:color w:val="0070C0"/>
-                <w:sz w:val="18"/>
-                <w:szCs w:val="18"/>
-              </w:rPr>
-              <w:t>su</w:t>
-            </w:r>
-            <w:r>
-              <w:rPr>
-                <w:rStyle w:val="normaltextrun"/>
-                <w:rFonts w:ascii="Calibri" w:hAnsi="Calibri" w:cs="Calibri"/>
-                <w:i/>
-                <w:iCs/>
-                <w:color w:val="0070C0"/>
-                <w:sz w:val="18"/>
-                <w:szCs w:val="18"/>
-              </w:rPr>
-              <w:t xml:space="preserve"> relevancia para e</w:t>
-            </w:r>
-            <w:r>
-              <w:rPr>
-                <w:rStyle w:val="normaltextrun"/>
-                <w:rFonts w:ascii="Calibri" w:hAnsi="Calibri" w:cs="Calibri"/>
-                <w:i/>
-                <w:iCs/>
-                <w:color w:val="0070C0"/>
-                <w:sz w:val="18"/>
-                <w:szCs w:val="18"/>
-              </w:rPr>
-              <w:t>l</w:t>
-            </w:r>
-            <w:r>
-              <w:rPr>
-                <w:rStyle w:val="normaltextrun"/>
-                <w:rFonts w:ascii="Calibri" w:hAnsi="Calibri" w:cs="Calibri"/>
-                <w:i/>
-                <w:iCs/>
-                <w:color w:val="0070C0"/>
-                <w:sz w:val="18"/>
-                <w:szCs w:val="18"/>
-              </w:rPr>
-              <w:t xml:space="preserve"> contexto de la profesión</w:t>
-            </w:r>
-            <w:r>
-              <w:rPr>
-                <w:rStyle w:val="normaltextrun"/>
-                <w:rFonts w:ascii="Calibri" w:hAnsi="Calibri" w:cs="Calibri"/>
-                <w:i/>
-                <w:iCs/>
-                <w:color w:val="0070C0"/>
-                <w:sz w:val="18"/>
-                <w:szCs w:val="18"/>
-              </w:rPr>
-              <w:t>. Algunas preguntas que pueden ayudarte a responder este apartado son: </w:t>
-            </w:r>
-            <w:r>
-              <w:rPr>
-                <w:rStyle w:val="eop"/>
-                <w:rFonts w:ascii="Calibri" w:hAnsi="Calibri" w:cs="Calibri"/>
-                <w:color w:val="0070C0"/>
-                <w:sz w:val="18"/>
-                <w:szCs w:val="18"/>
-              </w:rPr>
-              <w:t> </w:t>
-            </w:r>
-          </w:p>
-          <w:p>
-            <w:pPr>
-              <w:pStyle w:val="paragraph"/>
-              <w:numPr>
-                <w:ilvl w:val="0"/>
-                <w:numId w:val="5"/>
-              </w:numPr>
-              <w:spacing w:before="0" w:beforeAutospacing="0" w:after="0" w:afterAutospacing="0"/>
-              <w:jc w:val="both"/>
-              <w:textAlignment w:val="baseline"/>
-              <w:rPr>
-                <w:rFonts w:ascii="Calibri" w:hAnsi="Calibri" w:cs="Calibri"/>
-                <w:color w:val="0070C0"/>
-                <w:sz w:val="18"/>
-                <w:szCs w:val="18"/>
-              </w:rPr>
-            </w:pPr>
-            <w:r>
-              <w:rPr>
-                <w:rStyle w:val="normaltextrun"/>
-                <w:rFonts w:ascii="Calibri" w:hAnsi="Calibri" w:cs="Calibri"/>
-                <w:i/>
-                <w:iCs/>
-                <w:color w:val="0070C0"/>
-                <w:sz w:val="18"/>
-                <w:szCs w:val="18"/>
-              </w:rPr>
-              <w:t>¿Por qué es relevante este tema para el campo laboral de tu carrera?</w:t>
-            </w:r>
-            <w:r>
-              <w:rPr>
-                <w:rStyle w:val="eop"/>
-                <w:rFonts w:ascii="Calibri" w:hAnsi="Calibri" w:cs="Calibri"/>
-                <w:color w:val="0070C0"/>
-                <w:sz w:val="18"/>
-                <w:szCs w:val="18"/>
-              </w:rPr>
-              <w:t> </w:t>
-            </w:r>
-          </w:p>
-          <w:p>
-            <w:pPr>
-              <w:pStyle w:val="paragraph"/>
-              <w:numPr>
-                <w:ilvl w:val="0"/>
-                <w:numId w:val="5"/>
-              </w:numPr>
-              <w:spacing w:before="0" w:beforeAutospacing="0" w:after="0" w:afterAutospacing="0"/>
-              <w:jc w:val="both"/>
-              <w:textAlignment w:val="baseline"/>
-              <w:rPr>
-                <w:rFonts w:ascii="Calibri" w:hAnsi="Calibri" w:cs="Calibri"/>
-                <w:color w:val="0070C0"/>
-                <w:sz w:val="18"/>
-                <w:szCs w:val="18"/>
-              </w:rPr>
-            </w:pPr>
-            <w:r>
-              <w:rPr>
-                <w:rStyle w:val="normaltextrun"/>
-                <w:rFonts w:ascii="Calibri" w:hAnsi="Calibri" w:cs="Calibri"/>
-                <w:i/>
-                <w:iCs/>
-                <w:color w:val="0070C0"/>
-                <w:sz w:val="18"/>
-                <w:szCs w:val="18"/>
-              </w:rPr>
-              <w:t>¿Dónde se ubica la situación que vas a abordar? (Ej.: País, región, comuna o institución) ¿Cuáles son las características principales de ese lugar? </w:t>
-            </w:r>
-            <w:r>
-              <w:rPr>
-                <w:rStyle w:val="eop"/>
-                <w:rFonts w:ascii="Calibri" w:hAnsi="Calibri" w:cs="Calibri"/>
-                <w:color w:val="0070C0"/>
-                <w:sz w:val="18"/>
-                <w:szCs w:val="18"/>
-              </w:rPr>
-              <w:t> </w:t>
-            </w:r>
-          </w:p>
-          <w:p>
-            <w:pPr>
-              <w:pStyle w:val="paragraph"/>
-              <w:numPr>
-                <w:ilvl w:val="0"/>
-                <w:numId w:val="5"/>
-              </w:numPr>
-              <w:spacing w:before="0" w:beforeAutospacing="0" w:after="0" w:afterAutospacing="0"/>
-              <w:jc w:val="both"/>
-              <w:textAlignment w:val="baseline"/>
-              <w:rPr>
-                <w:rFonts w:ascii="Calibri" w:hAnsi="Calibri" w:cs="Calibri"/>
-                <w:color w:val="0070C0"/>
-                <w:sz w:val="18"/>
-                <w:szCs w:val="18"/>
-              </w:rPr>
-            </w:pPr>
-            <w:r>
-              <w:rPr>
-                <w:rStyle w:val="normaltextrun"/>
-                <w:rFonts w:ascii="Calibri" w:hAnsi="Calibri" w:cs="Calibri"/>
-                <w:i/>
-                <w:iCs/>
-                <w:color w:val="0070C0"/>
-                <w:sz w:val="18"/>
-                <w:szCs w:val="18"/>
-              </w:rPr>
-              <w:t xml:space="preserve">¿A quiénes afecta o impacta la situación que </w:t>
-            </w:r>
-            <w:r>
-              <w:rPr>
-                <w:rStyle w:val="normaltextrun"/>
-                <w:rFonts w:ascii="Calibri" w:hAnsi="Calibri" w:cs="Calibri"/>
-                <w:i/>
-                <w:iCs/>
-                <w:color w:val="0070C0"/>
-                <w:sz w:val="18"/>
-                <w:szCs w:val="18"/>
-              </w:rPr>
-              <w:t>abordaste</w:t>
-            </w:r>
-            <w:r>
-              <w:rPr>
-                <w:rStyle w:val="normaltextrun"/>
-                <w:rFonts w:ascii="Calibri" w:hAnsi="Calibri" w:cs="Calibri"/>
-                <w:i/>
-                <w:iCs/>
-                <w:color w:val="0070C0"/>
-                <w:sz w:val="18"/>
-                <w:szCs w:val="18"/>
-              </w:rPr>
-              <w:t>? (Ej.: Grupo etario, usuarios de algún servicio, etc.).</w:t>
-            </w:r>
-            <w:r>
-              <w:rPr>
-                <w:rStyle w:val="eop"/>
-                <w:rFonts w:ascii="Calibri" w:hAnsi="Calibri" w:cs="Calibri"/>
-                <w:color w:val="0070C0"/>
-                <w:sz w:val="18"/>
-                <w:szCs w:val="18"/>
-              </w:rPr>
-              <w:t> </w:t>
-            </w:r>
-          </w:p>
-          <w:p>
-            <w:pPr>
-              <w:pStyle w:val="paragraph"/>
-              <w:numPr>
-                <w:ilvl w:val="0"/>
-                <w:numId w:val="5"/>
-              </w:numPr>
-              <w:spacing w:before="0" w:beforeAutospacing="0" w:after="0" w:afterAutospacing="0"/>
-              <w:jc w:val="both"/>
-              <w:textAlignment w:val="baseline"/>
-              <w:rPr>
-                <w:rFonts w:ascii="Calibri" w:hAnsi="Calibri" w:cs="Calibri"/>
-                <w:color w:val="0070C0"/>
-                <w:sz w:val="18"/>
-                <w:szCs w:val="18"/>
-              </w:rPr>
-            </w:pPr>
-            <w:r>
-              <w:rPr>
-                <w:rStyle w:val="normaltextrun"/>
-                <w:rFonts w:ascii="Calibri" w:hAnsi="Calibri" w:cs="Calibri"/>
-                <w:i/>
-                <w:iCs/>
-                <w:color w:val="0070C0"/>
-                <w:sz w:val="18"/>
-                <w:szCs w:val="18"/>
-              </w:rPr>
-              <w:t xml:space="preserve">¿Cuál </w:t>
-            </w:r>
-            <w:r>
-              <w:rPr>
-                <w:rStyle w:val="normaltextrun"/>
-                <w:rFonts w:ascii="Calibri" w:hAnsi="Calibri" w:cs="Calibri"/>
-                <w:i/>
-                <w:iCs/>
-                <w:color w:val="0070C0"/>
-                <w:sz w:val="18"/>
-                <w:szCs w:val="18"/>
-              </w:rPr>
-              <w:t>fue</w:t>
-            </w:r>
-            <w:r>
-              <w:rPr>
-                <w:rStyle w:val="normaltextrun"/>
-                <w:rFonts w:ascii="Calibri" w:hAnsi="Calibri" w:cs="Calibri"/>
-                <w:i/>
-                <w:iCs/>
-                <w:color w:val="0070C0"/>
-                <w:sz w:val="18"/>
-                <w:szCs w:val="18"/>
-              </w:rPr>
-              <w:t xml:space="preserve"> el aporte de valor (real o simulado) de tu Proyecto APT para el contexto laboral y/o social en que se situ</w:t>
-            </w:r>
-            <w:r>
-              <w:rPr>
-                <w:rStyle w:val="normaltextrun"/>
-                <w:rFonts w:ascii="Calibri" w:hAnsi="Calibri" w:cs="Calibri"/>
-                <w:i/>
-                <w:iCs/>
-                <w:color w:val="0070C0"/>
-                <w:sz w:val="18"/>
-                <w:szCs w:val="18"/>
-              </w:rPr>
-              <w:t>ó</w:t>
-            </w:r>
-            <w:r>
-              <w:rPr>
-                <w:rStyle w:val="normaltextrun"/>
-                <w:rFonts w:ascii="Calibri" w:hAnsi="Calibri" w:cs="Calibri"/>
-                <w:i/>
-                <w:iCs/>
-                <w:color w:val="0070C0"/>
-                <w:sz w:val="18"/>
-                <w:szCs w:val="18"/>
-              </w:rPr>
-              <w:t>?</w:t>
-            </w:r>
-            <w:r>
-              <w:rPr>
-                <w:rStyle w:val="eop"/>
-                <w:rFonts w:ascii="Calibri" w:hAnsi="Calibri" w:cs="Calibri"/>
-                <w:color w:val="0070C0"/>
-                <w:sz w:val="18"/>
-                <w:szCs w:val="18"/>
-              </w:rPr>
-              <w:t> </w:t>
-            </w:r>
-          </w:p>
-          <w:p>
-            <w:pPr>
-              <w:pStyle w:val="Prrafodelista"/>
-              <w:spacing w:after="0" w:line="240" w:lineRule="auto"/>
-              <w:jc w:val="both"/>
               <w:rPr>
                 <w:rFonts w:ascii="Calibri" w:hAnsi="Calibri" w:cs="Arial"/>
                 <w:i/>
-                <w:color w:val="0070C0"/>
-                <w:sz w:val="18"/>
+                <w:color w:val="548DD4"/>
+                <w:sz w:val="20"/>
                 <w:szCs w:val="20"/>
                 <w:lang w:eastAsia="es-CL"/>
               </w:rPr>
             </w:pPr>
+            <w:r>
+              <w:rPr>
+                <w:rFonts w:cs="Arial"/>
+                <w:color w:val="548DD4"/>
+                <w:sz w:val="20"/>
+                <w:szCs w:val="20"/>
+                <w:lang w:eastAsia="es-CL"/>
+              </w:rPr>
+              <w:t xml:space="preserve">Agrícola </w:t>
+            </w:r>
+            <w:proofErr w:type="spellStart"/>
+            <w:r>
+              <w:rPr>
+                <w:rFonts w:cs="Arial"/>
+                <w:color w:val="548DD4"/>
+                <w:sz w:val="20"/>
+                <w:szCs w:val="20"/>
+                <w:lang w:eastAsia="es-CL"/>
+              </w:rPr>
+              <w:t>Almahue</w:t>
+            </w:r>
+            <w:proofErr w:type="spellEnd"/>
+            <w:r>
+              <w:rPr>
+                <w:rFonts w:cs="Arial"/>
+                <w:color w:val="548DD4"/>
+                <w:sz w:val="20"/>
+                <w:szCs w:val="20"/>
+                <w:lang w:eastAsia="es-CL"/>
+              </w:rPr>
+              <w:t>, en Rosario (Rengo), opera varias sociedades agrícolas y la exportadora. Hoy el día a día corre en un sistema legado. La cartola bancaria está en Excel. Los documentos tributarios salen por un portal aparte. Los embarques viven en otra plataforma. El mismo hecho se digita más de una vez y el gasto se controla tarde.</w:t>
+            </w:r>
+            <w:r>
+              <w:rPr>
+                <w:rFonts w:ascii="Calibri" w:hAnsi="Calibri" w:cs="Arial"/>
+                <w:i/>
+                <w:color w:val="548DD4"/>
+                <w:sz w:val="20"/>
+                <w:szCs w:val="20"/>
+                <w:lang w:eastAsia="es-CL"/>
+              </w:rPr>
+              <w:br/>
+              <w:t xml:space="preserve">El sistema actual cobra por cuenta, </w:t>
+            </w:r>
+            <w:proofErr w:type="spellStart"/>
+            <w:r>
+              <w:rPr>
+                <w:rFonts w:ascii="Calibri" w:hAnsi="Calibri" w:cs="Arial"/>
+                <w:i/>
+                <w:color w:val="548DD4"/>
+                <w:sz w:val="20"/>
+                <w:szCs w:val="20"/>
+                <w:lang w:eastAsia="es-CL"/>
+              </w:rPr>
+              <w:t>asi</w:t>
+            </w:r>
+            <w:proofErr w:type="spellEnd"/>
+            <w:r>
+              <w:rPr>
+                <w:rFonts w:ascii="Calibri" w:hAnsi="Calibri" w:cs="Arial"/>
+                <w:i/>
+                <w:color w:val="548DD4"/>
+                <w:sz w:val="20"/>
+                <w:szCs w:val="20"/>
+                <w:lang w:eastAsia="es-CL"/>
+              </w:rPr>
+              <w:t xml:space="preserve"> que varias personas entran con el mismo usuario. Si alguien cambia de empresa y no avisa, el otro computador sigue en la sociedad anterior. Afecta a gerencia, administración, contabilidad, tesorería, compras y a quien registra la faena.</w:t>
+            </w:r>
+            <w:r>
+              <w:rPr>
+                <w:rFonts w:ascii="Calibri" w:hAnsi="Calibri" w:cs="Arial"/>
+                <w:i/>
+                <w:color w:val="548DD4"/>
+                <w:sz w:val="20"/>
+                <w:szCs w:val="20"/>
+                <w:lang w:eastAsia="es-CL"/>
+              </w:rPr>
+              <w:br/>
+              <w:t>Para la carrera el tema calza con el campo laboral: un sistema de información de una empresa productiva, con cliente real, no un caso inventado. El aporte de este APT es el MVP web por empresa (usuario propio, sociedad visible, compras, ventas, tesorería y documento tributario nacional). El reemplazo completo del sistema legado queda en la carta, con puesta en marcha el 09/01/2027.</w:t>
+            </w:r>
           </w:p>
         </w:tc>
       </w:tr>
@@ -1445,14 +1300,149 @@
           </w:tcPr>
           <w:p>
             <w:pPr>
+              <w:rPr>
+                <w:rFonts w:cs="Arial"/>
+                <w:color w:val="548DD4"/>
+                <w:sz w:val="20"/>
+                <w:szCs w:val="20"/>
+                <w:lang w:eastAsia="es-CL"/>
+              </w:rPr>
+            </w:pPr>
+            <w:r>
+              <w:rPr>
+                <w:rFonts w:cs="Arial"/>
+                <w:color w:val="548DD4"/>
+                <w:sz w:val="20"/>
+                <w:szCs w:val="20"/>
+                <w:lang w:eastAsia="es-CL"/>
+              </w:rPr>
+              <w:t>Objetivo general (el de la 1.5, sin cambio):</w:t>
+            </w:r>
+            <w:r>
+              <w:rPr>
+                <w:rFonts w:cs="Arial"/>
+                <w:color w:val="548DD4"/>
+                <w:sz w:val="20"/>
+                <w:szCs w:val="20"/>
+                <w:lang w:eastAsia="es-CL"/>
+              </w:rPr>
+              <w:br/>
+              <w:t xml:space="preserve">Diseñar e implementar un ERP web por empresa para Agrícola </w:t>
+            </w:r>
+            <w:proofErr w:type="spellStart"/>
+            <w:r>
+              <w:rPr>
+                <w:rFonts w:cs="Arial"/>
+                <w:color w:val="548DD4"/>
+                <w:sz w:val="20"/>
+                <w:szCs w:val="20"/>
+                <w:lang w:eastAsia="es-CL"/>
+              </w:rPr>
+              <w:t>Almahue</w:t>
+            </w:r>
+            <w:proofErr w:type="spellEnd"/>
+            <w:r>
+              <w:rPr>
+                <w:rFonts w:cs="Arial"/>
+                <w:color w:val="548DD4"/>
+                <w:sz w:val="20"/>
+                <w:szCs w:val="20"/>
+                <w:lang w:eastAsia="es-CL"/>
+              </w:rPr>
+              <w:t xml:space="preserve"> que una compras, ventas, inventario, tesorería, contabilidad y emisión de documentos tributarios, y que vaya reemplazando el sistema legado y las planillas que lo rodean.</w:t>
+            </w:r>
+            <w:r>
+              <w:rPr>
+                <w:rFonts w:cs="Arial"/>
+                <w:color w:val="548DD4"/>
+                <w:sz w:val="20"/>
+                <w:szCs w:val="20"/>
+                <w:lang w:eastAsia="es-CL"/>
+              </w:rPr>
+              <w:br/>
+              <w:t>Objetivos específicos:</w:t>
+            </w:r>
+            <w:r>
+              <w:rPr>
+                <w:rFonts w:cs="Arial"/>
+                <w:color w:val="548DD4"/>
+                <w:sz w:val="20"/>
+                <w:szCs w:val="20"/>
+                <w:lang w:eastAsia="es-CL"/>
+              </w:rPr>
+              <w:br/>
+              <w:t xml:space="preserve">1. Levantar como opera el cliente hoy, y priorizar un </w:t>
+            </w:r>
+            <w:proofErr w:type="spellStart"/>
+            <w:r>
+              <w:rPr>
+                <w:rFonts w:cs="Arial"/>
+                <w:color w:val="548DD4"/>
+                <w:sz w:val="20"/>
+                <w:szCs w:val="20"/>
+                <w:lang w:eastAsia="es-CL"/>
+              </w:rPr>
+              <w:t>product</w:t>
+            </w:r>
+            <w:proofErr w:type="spellEnd"/>
+            <w:r>
+              <w:rPr>
+                <w:rFonts w:cs="Arial"/>
+                <w:color w:val="548DD4"/>
+                <w:sz w:val="20"/>
+                <w:szCs w:val="20"/>
+                <w:lang w:eastAsia="es-CL"/>
+              </w:rPr>
+              <w:t xml:space="preserve"> backlog.</w:t>
+            </w:r>
+            <w:r>
+              <w:rPr>
+                <w:rFonts w:cs="Arial"/>
+                <w:color w:val="548DD4"/>
+                <w:sz w:val="20"/>
+                <w:szCs w:val="20"/>
+                <w:lang w:eastAsia="es-CL"/>
+              </w:rPr>
+              <w:br/>
+              <w:t>2. Entregar el núcleo: orden de compra con aprobación, orden de venta con stock, y libros.</w:t>
+            </w:r>
+            <w:r>
+              <w:rPr>
+                <w:rFonts w:cs="Arial"/>
+                <w:color w:val="548DD4"/>
+                <w:sz w:val="20"/>
+                <w:szCs w:val="20"/>
+                <w:lang w:eastAsia="es-CL"/>
+              </w:rPr>
+              <w:br/>
+              <w:t>3. Integrar tesorería (cartola, conciliación y pagos) y la contabilización por ítem.</w:t>
+            </w:r>
+            <w:r>
+              <w:rPr>
+                <w:rFonts w:cs="Arial"/>
+                <w:color w:val="548DD4"/>
+                <w:sz w:val="20"/>
+                <w:szCs w:val="20"/>
+                <w:lang w:eastAsia="es-CL"/>
+              </w:rPr>
+              <w:br/>
+              <w:t>4. Integrar el documento tributario del set nacional. La factura de exportación queda después.</w:t>
+            </w:r>
+            <w:r>
+              <w:rPr>
+                <w:rFonts w:cs="Arial"/>
+                <w:color w:val="548DD4"/>
+                <w:sz w:val="20"/>
+                <w:szCs w:val="20"/>
+                <w:lang w:eastAsia="es-CL"/>
+              </w:rPr>
+              <w:br/>
+              <w:t>Al 30/09/2026 el primero está cumplido. El segundo y el tercero están en uso con el cliente y siguen en ajuste. El cuarto emite en el set nacional por el proyecto intermediario; la exportación no.</w:t>
+            </w:r>
+          </w:p>
+          <w:p>
+            <w:pPr>
               <w:pStyle w:val="Prrafodelista"/>
-              <w:numPr>
-                <w:ilvl w:val="0"/>
-                <w:numId w:val="1"/>
-              </w:numPr>
-              <w:spacing w:after="0" w:line="240" w:lineRule="auto"/>
-              <w:ind w:left="314" w:hanging="284"/>
-              <w:jc w:val="both"/>
               <w:rPr>
                 <w:rFonts w:ascii="Calibri" w:hAnsi="Calibri" w:cs="Arial"/>
                 <w:i/>
@@ -1462,42 +1452,6 @@
                 <w:lang w:eastAsia="es-CL"/>
               </w:rPr>
             </w:pPr>
-            <w:r>
-              <w:rPr>
-                <w:rFonts w:ascii="Calibri" w:hAnsi="Calibri" w:cs="Arial"/>
-                <w:i/>
-                <w:color w:val="0070C0"/>
-                <w:sz w:val="18"/>
-                <w:szCs w:val="20"/>
-                <w:lang w:eastAsia="es-CL"/>
-              </w:rPr>
-              <w:t>Objetivo general y específicos.</w:t>
-            </w:r>
-          </w:p>
-          <w:p>
-            <w:pPr>
-              <w:pStyle w:val="Prrafodelista"/>
-              <w:jc w:val="both"/>
-              <w:rPr>
-                <w:rFonts w:ascii="Calibri" w:hAnsi="Calibri" w:cs="Arial"/>
-                <w:i/>
-                <w:color w:val="0070C0"/>
-                <w:sz w:val="18"/>
-                <w:szCs w:val="20"/>
-                <w:lang w:eastAsia="es-CL"/>
-              </w:rPr>
-            </w:pPr>
-            <w:r>
-              <w:rPr>
-                <w:rFonts w:ascii="Calibri" w:hAnsi="Calibri" w:cs="Arial"/>
-                <w:i/>
-                <w:color w:val="0070C0"/>
-                <w:sz w:val="18"/>
-                <w:szCs w:val="20"/>
-                <w:lang w:eastAsia="es-CL"/>
-              </w:rPr>
-              <w:t>¿Cuál es el objetivo general de tu Proyecto APT? ¿Cuáles son los objetivos específicos de tu Proyecto APT?</w:t>
-            </w:r>
           </w:p>
         </w:tc>
       </w:tr>
@@ -1532,14 +1486,260 @@
           </w:tcPr>
           <w:p>
             <w:pPr>
-              <w:pStyle w:val="Prrafodelista"/>
-              <w:numPr>
-                <w:ilvl w:val="0"/>
-                <w:numId w:val="1"/>
-              </w:numPr>
               <w:spacing w:after="0" w:line="240" w:lineRule="auto"/>
-              <w:ind w:left="318" w:hanging="284"/>
-              <w:jc w:val="both"/>
+              <w:rPr>
+                <w:rFonts w:cs="Arial"/>
+                <w:color w:val="548DD4"/>
+                <w:sz w:val="20"/>
+                <w:szCs w:val="20"/>
+                <w:lang w:eastAsia="es-CL"/>
+              </w:rPr>
+            </w:pPr>
+            <w:r>
+              <w:rPr>
+                <w:rFonts w:cs="Arial"/>
+                <w:color w:val="548DD4"/>
+                <w:sz w:val="20"/>
+                <w:szCs w:val="20"/>
+                <w:lang w:eastAsia="es-CL"/>
+              </w:rPr>
+              <w:t>Metodología: Scrum, declarada en la Fase 1.</w:t>
+            </w:r>
+            <w:r>
+              <w:rPr>
+                <w:rFonts w:cs="Arial"/>
+                <w:color w:val="548DD4"/>
+                <w:sz w:val="20"/>
+                <w:szCs w:val="20"/>
+                <w:lang w:eastAsia="es-CL"/>
+              </w:rPr>
+              <w:br/>
+            </w:r>
+            <w:proofErr w:type="spellStart"/>
+            <w:r>
+              <w:rPr>
+                <w:rFonts w:cs="Arial"/>
+                <w:color w:val="548DD4"/>
+                <w:sz w:val="20"/>
+                <w:szCs w:val="20"/>
+                <w:lang w:eastAsia="es-CL"/>
+              </w:rPr>
+              <w:t>Product</w:t>
+            </w:r>
+            <w:proofErr w:type="spellEnd"/>
+            <w:r>
+              <w:rPr>
+                <w:rFonts w:cs="Arial"/>
+                <w:color w:val="548DD4"/>
+                <w:sz w:val="20"/>
+                <w:szCs w:val="20"/>
+                <w:lang w:eastAsia="es-CL"/>
+              </w:rPr>
+              <w:t xml:space="preserve"> Owner: el cliente. Equipo: Carlos Vallejos y Felipe Cuevas.</w:t>
+            </w:r>
+            <w:r>
+              <w:rPr>
+                <w:rFonts w:cs="Arial"/>
+                <w:color w:val="548DD4"/>
+                <w:sz w:val="20"/>
+                <w:szCs w:val="20"/>
+                <w:lang w:eastAsia="es-CL"/>
+              </w:rPr>
+              <w:br/>
+              <w:t xml:space="preserve">Sprint: semana de la carta Gantt. Si esa semana hubo cliente, la </w:t>
+            </w:r>
+            <w:proofErr w:type="spellStart"/>
+            <w:r>
+              <w:rPr>
+                <w:rFonts w:cs="Arial"/>
+                <w:color w:val="548DD4"/>
+                <w:sz w:val="20"/>
+                <w:szCs w:val="20"/>
+                <w:lang w:eastAsia="es-CL"/>
+              </w:rPr>
+              <w:t>review</w:t>
+            </w:r>
+            <w:proofErr w:type="spellEnd"/>
+            <w:r>
+              <w:rPr>
+                <w:rFonts w:cs="Arial"/>
+                <w:color w:val="548DD4"/>
+                <w:sz w:val="20"/>
+                <w:szCs w:val="20"/>
+                <w:lang w:eastAsia="es-CL"/>
+              </w:rPr>
+              <w:t xml:space="preserve"> es con el cliente. Si no hubo, la </w:t>
+            </w:r>
+            <w:proofErr w:type="spellStart"/>
+            <w:r>
+              <w:rPr>
+                <w:rFonts w:cs="Arial"/>
+                <w:color w:val="548DD4"/>
+                <w:sz w:val="20"/>
+                <w:szCs w:val="20"/>
+                <w:lang w:eastAsia="es-CL"/>
+              </w:rPr>
+              <w:t>review</w:t>
+            </w:r>
+            <w:proofErr w:type="spellEnd"/>
+            <w:r>
+              <w:rPr>
+                <w:rFonts w:cs="Arial"/>
+                <w:color w:val="548DD4"/>
+                <w:sz w:val="20"/>
+                <w:szCs w:val="20"/>
+                <w:lang w:eastAsia="es-CL"/>
+              </w:rPr>
+              <w:t xml:space="preserve"> queda escrita como interna. El incremento se da por hecho cuando el cliente lo acepta.</w:t>
+            </w:r>
+            <w:r>
+              <w:rPr>
+                <w:rFonts w:cs="Arial"/>
+                <w:color w:val="548DD4"/>
+                <w:sz w:val="20"/>
+                <w:szCs w:val="20"/>
+                <w:lang w:eastAsia="es-CL"/>
+              </w:rPr>
+              <w:br/>
+              <w:t>Fases que recorrimos:</w:t>
+            </w:r>
+            <w:r>
+              <w:rPr>
+                <w:rFonts w:cs="Arial"/>
+                <w:color w:val="548DD4"/>
+                <w:sz w:val="20"/>
+                <w:szCs w:val="20"/>
+                <w:lang w:eastAsia="es-CL"/>
+              </w:rPr>
+              <w:br/>
+              <w:t xml:space="preserve">- Definición (Fase 1): visión, backlog, épicas, mapa de actores, </w:t>
+            </w:r>
+            <w:proofErr w:type="spellStart"/>
+            <w:r>
+              <w:rPr>
+                <w:rFonts w:cs="Arial"/>
+                <w:color w:val="548DD4"/>
+                <w:sz w:val="20"/>
+                <w:szCs w:val="20"/>
+                <w:lang w:eastAsia="es-CL"/>
+              </w:rPr>
+              <w:t>impact</w:t>
+            </w:r>
+            <w:proofErr w:type="spellEnd"/>
+            <w:r>
+              <w:rPr>
+                <w:rFonts w:cs="Arial"/>
+                <w:color w:val="548DD4"/>
+                <w:sz w:val="20"/>
+                <w:szCs w:val="20"/>
+                <w:lang w:eastAsia="es-CL"/>
+              </w:rPr>
+              <w:t xml:space="preserve"> </w:t>
+            </w:r>
+            <w:proofErr w:type="spellStart"/>
+            <w:r>
+              <w:rPr>
+                <w:rFonts w:cs="Arial"/>
+                <w:color w:val="548DD4"/>
+                <w:sz w:val="20"/>
+                <w:szCs w:val="20"/>
+                <w:lang w:eastAsia="es-CL"/>
+              </w:rPr>
+              <w:t>mapping</w:t>
+            </w:r>
+            <w:proofErr w:type="spellEnd"/>
+            <w:r>
+              <w:rPr>
+                <w:rFonts w:cs="Arial"/>
+                <w:color w:val="548DD4"/>
+                <w:sz w:val="20"/>
+                <w:szCs w:val="20"/>
+                <w:lang w:eastAsia="es-CL"/>
+              </w:rPr>
+              <w:t xml:space="preserve"> y carta.</w:t>
+            </w:r>
+            <w:r>
+              <w:rPr>
+                <w:rFonts w:cs="Arial"/>
+                <w:color w:val="548DD4"/>
+                <w:sz w:val="20"/>
+                <w:szCs w:val="20"/>
+                <w:lang w:eastAsia="es-CL"/>
+              </w:rPr>
+              <w:br/>
+              <w:t>- Desarrollo (esta fase): incrementos sobre el ERP, con evidencia por sprint, de S1 a S12.</w:t>
+            </w:r>
+            <w:r>
+              <w:rPr>
+                <w:rFonts w:cs="Arial"/>
+                <w:color w:val="548DD4"/>
+                <w:sz w:val="20"/>
+                <w:szCs w:val="20"/>
+                <w:lang w:eastAsia="es-CL"/>
+              </w:rPr>
+              <w:br/>
+              <w:t xml:space="preserve">Scrum calza porque el alcance se mueve con el cliente. Una carta cerrada, sola, no alcanza: en un momento se habló de postergar el cambio de facturador, y en agosto ya había un proyecto nuevo entre el ERP y el </w:t>
+            </w:r>
+            <w:proofErr w:type="spellStart"/>
+            <w:r>
+              <w:rPr>
+                <w:rFonts w:cs="Arial"/>
+                <w:color w:val="548DD4"/>
+                <w:sz w:val="20"/>
+                <w:szCs w:val="20"/>
+                <w:lang w:eastAsia="es-CL"/>
+              </w:rPr>
+              <w:t>partner</w:t>
+            </w:r>
+            <w:proofErr w:type="spellEnd"/>
+            <w:r>
+              <w:rPr>
+                <w:rFonts w:cs="Arial"/>
+                <w:color w:val="548DD4"/>
+                <w:sz w:val="20"/>
+                <w:szCs w:val="20"/>
+                <w:lang w:eastAsia="es-CL"/>
+              </w:rPr>
+              <w:t xml:space="preserve">. El backlog absorbe eso. Un plan en cascada lo habría dejado como </w:t>
+            </w:r>
+            <w:proofErr w:type="spellStart"/>
+            <w:r>
+              <w:rPr>
+                <w:rFonts w:cs="Arial"/>
+                <w:color w:val="548DD4"/>
+                <w:sz w:val="20"/>
+                <w:szCs w:val="20"/>
+                <w:lang w:eastAsia="es-CL"/>
+              </w:rPr>
+              <w:t>desviacion</w:t>
+            </w:r>
+            <w:proofErr w:type="spellEnd"/>
+            <w:r>
+              <w:rPr>
+                <w:rFonts w:cs="Arial"/>
+                <w:color w:val="548DD4"/>
+                <w:sz w:val="20"/>
+                <w:szCs w:val="20"/>
+                <w:lang w:eastAsia="es-CL"/>
+              </w:rPr>
+              <w:t xml:space="preserve"> sin registro.</w:t>
+            </w:r>
+          </w:p>
+          <w:p>
+            <w:pPr>
+              <w:ind w:left="720"/>
+              <w:rPr>
+                <w:rFonts w:cs="Arial"/>
+                <w:color w:val="548DD4"/>
+                <w:sz w:val="20"/>
+                <w:szCs w:val="20"/>
+                <w:lang w:eastAsia="es-CL"/>
+              </w:rPr>
+            </w:pPr>
+          </w:p>
+          <w:p>
+            <w:pPr>
+              <w:ind w:left="720"/>
               <w:rPr>
                 <w:rFonts w:ascii="Calibri" w:hAnsi="Calibri" w:cs="Arial"/>
                 <w:i/>
@@ -1549,87 +1749,6 @@
                 <w:lang w:eastAsia="es-CL"/>
               </w:rPr>
             </w:pPr>
-            <w:r>
-              <w:rPr>
-                <w:rFonts w:ascii="Calibri" w:hAnsi="Calibri" w:cs="Arial"/>
-                <w:i/>
-                <w:color w:val="0070C0"/>
-                <w:sz w:val="18"/>
-                <w:szCs w:val="20"/>
-                <w:lang w:eastAsia="es-CL"/>
-              </w:rPr>
-              <w:t>Metodología utilizada y su pertinencia para cumplir objetivos.</w:t>
-            </w:r>
-          </w:p>
-          <w:p>
-            <w:pPr>
-              <w:ind w:left="720"/>
-              <w:rPr>
-                <w:rFonts w:ascii="Calibri" w:hAnsi="Calibri" w:cs="Arial"/>
-                <w:i/>
-                <w:color w:val="0070C0"/>
-                <w:sz w:val="18"/>
-                <w:szCs w:val="20"/>
-                <w:lang w:eastAsia="es-CL"/>
-              </w:rPr>
-            </w:pPr>
-            <w:r>
-              <w:rPr>
-                <w:rFonts w:ascii="Calibri" w:hAnsi="Calibri" w:cs="Arial"/>
-                <w:i/>
-                <w:color w:val="0070C0"/>
-                <w:sz w:val="18"/>
-                <w:szCs w:val="20"/>
-                <w:lang w:eastAsia="es-CL"/>
-              </w:rPr>
-              <w:t>¿Qué metodología utilizaste para desarrollar tu Proyecto APT?</w:t>
-            </w:r>
-            <w:r>
-              <w:rPr>
-                <w:rFonts w:ascii="Calibri" w:hAnsi="Calibri" w:cs="Arial"/>
-                <w:i/>
-                <w:color w:val="0070C0"/>
-                <w:sz w:val="18"/>
-                <w:szCs w:val="20"/>
-                <w:lang w:eastAsia="es-CL"/>
-              </w:rPr>
-              <w:t xml:space="preserve"> Describe las fases y procedimientos que llevaste a cabo para ejecutar tu proyecto.</w:t>
-            </w:r>
-          </w:p>
-          <w:p>
-            <w:pPr>
-              <w:ind w:left="720"/>
-              <w:rPr>
-                <w:rFonts w:ascii="Calibri" w:hAnsi="Calibri" w:cs="Arial"/>
-                <w:i/>
-                <w:color w:val="0070C0"/>
-                <w:sz w:val="18"/>
-                <w:szCs w:val="20"/>
-                <w:lang w:eastAsia="es-CL"/>
-              </w:rPr>
-            </w:pPr>
-            <w:r>
-              <w:rPr>
-                <w:rFonts w:ascii="Calibri" w:hAnsi="Calibri" w:cs="Arial"/>
-                <w:i/>
-                <w:color w:val="0070C0"/>
-                <w:sz w:val="18"/>
-                <w:szCs w:val="20"/>
-                <w:lang w:eastAsia="es-CL"/>
-              </w:rPr>
-              <w:t>Fundamenta, ¿p</w:t>
-            </w:r>
-            <w:r>
-              <w:rPr>
-                <w:rFonts w:ascii="Calibri" w:hAnsi="Calibri" w:cs="Arial"/>
-                <w:i/>
-                <w:color w:val="0070C0"/>
-                <w:sz w:val="18"/>
-                <w:szCs w:val="20"/>
-                <w:lang w:eastAsia="es-CL"/>
-              </w:rPr>
-              <w:t>or qué esta metodología era pertinente para cumplir los objetivos planteados?</w:t>
-            </w:r>
           </w:p>
         </w:tc>
       </w:tr>
@@ -1668,14 +1787,229 @@
           </w:tcPr>
           <w:p>
             <w:pPr>
+              <w:spacing w:after="0" w:line="240" w:lineRule="auto"/>
+              <w:rPr>
+                <w:rFonts w:cs="Arial"/>
+                <w:color w:val="548DD4"/>
+                <w:sz w:val="20"/>
+                <w:szCs w:val="20"/>
+                <w:lang w:eastAsia="es-CL"/>
+              </w:rPr>
+            </w:pPr>
+            <w:r>
+              <w:rPr>
+                <w:rFonts w:cs="Arial"/>
+                <w:color w:val="548DD4"/>
+                <w:sz w:val="20"/>
+                <w:szCs w:val="20"/>
+                <w:lang w:eastAsia="es-CL"/>
+              </w:rPr>
+              <w:t>Etapas, en el orden en que ocurrieron, no en el de la carta:</w:t>
+            </w:r>
+            <w:r>
+              <w:rPr>
+                <w:rFonts w:cs="Arial"/>
+                <w:color w:val="548DD4"/>
+                <w:sz w:val="20"/>
+                <w:szCs w:val="20"/>
+                <w:lang w:eastAsia="es-CL"/>
+              </w:rPr>
+              <w:br/>
+              <w:t xml:space="preserve">1. Julio. El cliente mostró como opera hoy y, el mismo mes, vio pantallas del ERP. </w:t>
+            </w:r>
+            <w:proofErr w:type="spellStart"/>
+            <w:r>
+              <w:rPr>
+                <w:rFonts w:cs="Arial"/>
+                <w:color w:val="548DD4"/>
+                <w:sz w:val="20"/>
+                <w:szCs w:val="20"/>
+                <w:lang w:eastAsia="es-CL"/>
+              </w:rPr>
+              <w:t>Autenticacion</w:t>
+            </w:r>
+            <w:proofErr w:type="spellEnd"/>
+            <w:r>
+              <w:rPr>
+                <w:rFonts w:cs="Arial"/>
+                <w:color w:val="548DD4"/>
+                <w:sz w:val="20"/>
+                <w:szCs w:val="20"/>
+                <w:lang w:eastAsia="es-CL"/>
+              </w:rPr>
+              <w:t>, permisos y contratistas ya estaban en código.</w:t>
+            </w:r>
+            <w:r>
+              <w:rPr>
+                <w:rFonts w:cs="Arial"/>
+                <w:color w:val="548DD4"/>
+                <w:sz w:val="20"/>
+                <w:szCs w:val="20"/>
+                <w:lang w:eastAsia="es-CL"/>
+              </w:rPr>
+              <w:br/>
+              <w:t xml:space="preserve">2. Agosto. Aprobaciones, tesorería y el </w:t>
+            </w:r>
+            <w:proofErr w:type="spellStart"/>
+            <w:r>
+              <w:rPr>
+                <w:rFonts w:cs="Arial"/>
+                <w:color w:val="548DD4"/>
+                <w:sz w:val="20"/>
+                <w:szCs w:val="20"/>
+                <w:lang w:eastAsia="es-CL"/>
+              </w:rPr>
+              <w:t>partner</w:t>
+            </w:r>
+            <w:proofErr w:type="spellEnd"/>
+            <w:r>
+              <w:rPr>
+                <w:rFonts w:cs="Arial"/>
+                <w:color w:val="548DD4"/>
+                <w:sz w:val="20"/>
+                <w:szCs w:val="20"/>
+                <w:lang w:eastAsia="es-CL"/>
+              </w:rPr>
+              <w:t xml:space="preserve"> de facturación. Aparece el proyecto intermediario. La cadena de aprobación queda solo en compras. </w:t>
+            </w:r>
+            <w:proofErr w:type="spellStart"/>
+            <w:r>
+              <w:rPr>
+                <w:rFonts w:cs="Arial"/>
+                <w:color w:val="548DD4"/>
+                <w:sz w:val="20"/>
+                <w:szCs w:val="20"/>
+                <w:lang w:eastAsia="es-CL"/>
+              </w:rPr>
+              <w:t>Tesoreria</w:t>
+            </w:r>
+            <w:proofErr w:type="spellEnd"/>
+            <w:r>
+              <w:rPr>
+                <w:rFonts w:cs="Arial"/>
+                <w:color w:val="548DD4"/>
+                <w:sz w:val="20"/>
+                <w:szCs w:val="20"/>
+                <w:lang w:eastAsia="es-CL"/>
+              </w:rPr>
+              <w:t xml:space="preserve"> se revisó con el cliente.</w:t>
+            </w:r>
+            <w:r>
+              <w:rPr>
+                <w:rFonts w:cs="Arial"/>
+                <w:color w:val="548DD4"/>
+                <w:sz w:val="20"/>
+                <w:szCs w:val="20"/>
+                <w:lang w:eastAsia="es-CL"/>
+              </w:rPr>
+              <w:br/>
+              <w:t>3. Septiembre. Las demos ya corrigen un sistema que opera: folio, nota de crédito y ajustes de servidor. Se integran monedas, el libro de compras que lee al facturador y un avance de contratistas. El cliente pidió diagramas de flujo, partiendo por compras, antes de otro cambio grande. Al cierre del mes: monedas en la rama principal, altas de usuario solo para el administrador, impresión y logo.</w:t>
+            </w:r>
+            <w:r>
+              <w:rPr>
+                <w:rFonts w:cs="Arial"/>
+                <w:color w:val="548DD4"/>
+                <w:sz w:val="20"/>
+                <w:szCs w:val="20"/>
+                <w:lang w:eastAsia="es-CL"/>
+              </w:rPr>
+              <w:br/>
+              <w:t xml:space="preserve">Facilitó tener al cliente disponible, conocer el </w:t>
+            </w:r>
+            <w:proofErr w:type="spellStart"/>
+            <w:r>
+              <w:rPr>
+                <w:rFonts w:cs="Arial"/>
+                <w:color w:val="548DD4"/>
+                <w:sz w:val="20"/>
+                <w:szCs w:val="20"/>
+                <w:lang w:eastAsia="es-CL"/>
+              </w:rPr>
+              <w:t>stack</w:t>
+            </w:r>
+            <w:proofErr w:type="spellEnd"/>
+            <w:r>
+              <w:rPr>
+                <w:rFonts w:cs="Arial"/>
+                <w:color w:val="548DD4"/>
+                <w:sz w:val="20"/>
+                <w:szCs w:val="20"/>
+                <w:lang w:eastAsia="es-CL"/>
+              </w:rPr>
+              <w:t xml:space="preserve"> y llegar con código ya corriendo, antes de la fecha en que la carta hacia partir la construcción.</w:t>
+            </w:r>
+            <w:r>
+              <w:rPr>
+                <w:rFonts w:cs="Arial"/>
+                <w:color w:val="548DD4"/>
+                <w:sz w:val="20"/>
+                <w:szCs w:val="20"/>
+                <w:lang w:eastAsia="es-CL"/>
+              </w:rPr>
+              <w:br/>
+              <w:t xml:space="preserve">Dificultó el silencio del facturador, el desfase de la carta, y pedidos que no son el módulo escrito ahí (una </w:t>
+            </w:r>
+            <w:proofErr w:type="spellStart"/>
+            <w:r>
+              <w:rPr>
+                <w:rFonts w:cs="Arial"/>
+                <w:color w:val="548DD4"/>
+                <w:sz w:val="20"/>
+                <w:szCs w:val="20"/>
+                <w:lang w:eastAsia="es-CL"/>
+              </w:rPr>
+              <w:t>cotizacion</w:t>
+            </w:r>
+            <w:proofErr w:type="spellEnd"/>
+            <w:r>
+              <w:rPr>
+                <w:rFonts w:cs="Arial"/>
+                <w:color w:val="548DD4"/>
+                <w:sz w:val="20"/>
+                <w:szCs w:val="20"/>
+                <w:lang w:eastAsia="es-CL"/>
+              </w:rPr>
+              <w:t xml:space="preserve"> adjunta para seguimiento, no un módulo de presupuestos).</w:t>
+            </w:r>
+            <w:r>
+              <w:rPr>
+                <w:rFonts w:cs="Arial"/>
+                <w:color w:val="548DD4"/>
+                <w:sz w:val="20"/>
+                <w:szCs w:val="20"/>
+                <w:lang w:eastAsia="es-CL"/>
+              </w:rPr>
+              <w:br/>
+              <w:t xml:space="preserve">Ajustes: intermediario de facturación, aprobación solo en la orden de compra, evidencias de sprint armadas desde los </w:t>
+            </w:r>
+            <w:proofErr w:type="spellStart"/>
+            <w:r>
+              <w:rPr>
+                <w:rFonts w:cs="Arial"/>
+                <w:color w:val="548DD4"/>
+                <w:sz w:val="20"/>
+                <w:szCs w:val="20"/>
+                <w:lang w:eastAsia="es-CL"/>
+              </w:rPr>
+              <w:t>commits</w:t>
+            </w:r>
+            <w:proofErr w:type="spellEnd"/>
+            <w:r>
+              <w:rPr>
+                <w:rFonts w:cs="Arial"/>
+                <w:color w:val="548DD4"/>
+                <w:sz w:val="20"/>
+                <w:szCs w:val="20"/>
+                <w:lang w:eastAsia="es-CL"/>
+              </w:rPr>
+              <w:t xml:space="preserve"> y desde lo que el cliente revisó, y pendientes dejados abiertos en el tablero en vez de marcarlos listos.</w:t>
+            </w:r>
+          </w:p>
+          <w:p>
+            <w:pPr>
               <w:pStyle w:val="Prrafodelista"/>
-              <w:numPr>
-                <w:ilvl w:val="0"/>
-                <w:numId w:val="1"/>
-              </w:numPr>
               <w:spacing w:after="0" w:line="240" w:lineRule="auto"/>
-              <w:ind w:left="318" w:hanging="284"/>
-              <w:jc w:val="both"/>
+              <w:ind w:left="318"/>
               <w:rPr>
                 <w:rFonts w:ascii="Calibri" w:hAnsi="Calibri" w:cs="Arial"/>
                 <w:i/>
@@ -1685,7 +2019,10 @@
                 <w:lang w:eastAsia="es-CL"/>
               </w:rPr>
             </w:pPr>
-            <w:r>
+          </w:p>
+          <w:p>
+            <w:pPr>
+              <w:ind w:left="720"/>
               <w:rPr>
                 <w:rFonts w:ascii="Calibri" w:hAnsi="Calibri" w:cs="Arial"/>
                 <w:i/>
@@ -1694,246 +2031,7 @@
                 <w:szCs w:val="20"/>
                 <w:lang w:eastAsia="es-CL"/>
               </w:rPr>
-              <w:t>Descripción de las etapas o actividades del Proyecto APT.</w:t>
-            </w:r>
-          </w:p>
-          <w:p>
-            <w:pPr>
-              <w:pStyle w:val="Prrafodelista"/>
-              <w:jc w:val="both"/>
-              <w:rPr>
-                <w:rFonts w:ascii="Calibri" w:hAnsi="Calibri" w:cs="Arial"/>
-                <w:i/>
-                <w:color w:val="0070C0"/>
-                <w:sz w:val="18"/>
-                <w:szCs w:val="20"/>
-                <w:lang w:eastAsia="es-CL"/>
-              </w:rPr>
             </w:pPr>
-            <w:r>
-              <w:rPr>
-                <w:rFonts w:ascii="Calibri" w:hAnsi="Calibri" w:cs="Arial"/>
-                <w:i/>
-                <w:color w:val="0070C0"/>
-                <w:sz w:val="18"/>
-                <w:szCs w:val="20"/>
-                <w:lang w:eastAsia="es-CL"/>
-              </w:rPr>
-              <w:t xml:space="preserve">¿Cuáles fueron las etapas o actividades </w:t>
-            </w:r>
-            <w:r>
-              <w:rPr>
-                <w:rFonts w:ascii="Calibri" w:hAnsi="Calibri" w:cs="Arial"/>
-                <w:i/>
-                <w:color w:val="0070C0"/>
-                <w:sz w:val="18"/>
-                <w:szCs w:val="20"/>
-                <w:lang w:eastAsia="es-CL"/>
-              </w:rPr>
-              <w:t>que desarrollaste en</w:t>
-            </w:r>
-            <w:r>
-              <w:rPr>
-                <w:rFonts w:ascii="Calibri" w:hAnsi="Calibri" w:cs="Arial"/>
-                <w:i/>
-                <w:color w:val="0070C0"/>
-                <w:sz w:val="18"/>
-                <w:szCs w:val="20"/>
-                <w:lang w:eastAsia="es-CL"/>
-              </w:rPr>
-              <w:t xml:space="preserve"> tu Proyecto APT?</w:t>
-            </w:r>
-          </w:p>
-          <w:p>
-            <w:pPr>
-              <w:pStyle w:val="Prrafodelista"/>
-              <w:numPr>
-                <w:ilvl w:val="0"/>
-                <w:numId w:val="1"/>
-              </w:numPr>
-              <w:spacing w:after="0" w:line="240" w:lineRule="auto"/>
-              <w:ind w:left="318" w:hanging="284"/>
-              <w:jc w:val="both"/>
-              <w:rPr>
-                <w:rFonts w:ascii="Calibri" w:hAnsi="Calibri" w:cs="Arial"/>
-                <w:i/>
-                <w:color w:val="0070C0"/>
-                <w:sz w:val="18"/>
-                <w:szCs w:val="20"/>
-                <w:lang w:eastAsia="es-CL"/>
-              </w:rPr>
-            </w:pPr>
-            <w:r>
-              <w:rPr>
-                <w:rFonts w:ascii="Calibri" w:hAnsi="Calibri" w:cs="Arial"/>
-                <w:i/>
-                <w:color w:val="0070C0"/>
-                <w:sz w:val="18"/>
-                <w:szCs w:val="20"/>
-                <w:lang w:eastAsia="es-CL"/>
-              </w:rPr>
-              <w:t>Dificultades y facilitadores en el desarrollo del Proyecto APT</w:t>
-            </w:r>
-            <w:r>
-              <w:rPr>
-                <w:rFonts w:ascii="Calibri" w:hAnsi="Calibri" w:cs="Arial"/>
-                <w:i/>
-                <w:color w:val="0070C0"/>
-                <w:sz w:val="18"/>
-                <w:szCs w:val="20"/>
-                <w:lang w:eastAsia="es-CL"/>
-              </w:rPr>
-              <w:t>.</w:t>
-            </w:r>
-          </w:p>
-          <w:p>
-            <w:pPr>
-              <w:pStyle w:val="Prrafodelista"/>
-              <w:jc w:val="both"/>
-              <w:rPr>
-                <w:rFonts w:ascii="Calibri" w:hAnsi="Calibri" w:cs="Arial"/>
-                <w:i/>
-                <w:color w:val="0070C0"/>
-                <w:sz w:val="18"/>
-                <w:szCs w:val="20"/>
-                <w:lang w:eastAsia="es-CL"/>
-              </w:rPr>
-            </w:pPr>
-            <w:r>
-              <w:rPr>
-                <w:rFonts w:ascii="Calibri" w:hAnsi="Calibri" w:cs="Arial"/>
-                <w:i/>
-                <w:color w:val="0070C0"/>
-                <w:sz w:val="18"/>
-                <w:szCs w:val="20"/>
-                <w:lang w:eastAsia="es-CL"/>
-              </w:rPr>
-              <w:t>¿Qué elementos/aspectos te facilitaron o ayudaron en el desarrollo de tu proyecto APT?</w:t>
-            </w:r>
-          </w:p>
-          <w:p>
-            <w:pPr>
-              <w:pStyle w:val="Prrafodelista"/>
-              <w:jc w:val="both"/>
-              <w:rPr>
-                <w:rFonts w:ascii="Calibri" w:hAnsi="Calibri" w:cs="Arial"/>
-                <w:i/>
-                <w:color w:val="0070C0"/>
-                <w:sz w:val="18"/>
-                <w:szCs w:val="20"/>
-                <w:lang w:eastAsia="es-CL"/>
-              </w:rPr>
-            </w:pPr>
-            <w:r>
-              <w:rPr>
-                <w:rFonts w:ascii="Calibri" w:hAnsi="Calibri" w:cs="Arial"/>
-                <w:i/>
-                <w:color w:val="0070C0"/>
-                <w:sz w:val="18"/>
-                <w:szCs w:val="20"/>
-                <w:lang w:eastAsia="es-CL"/>
-              </w:rPr>
-              <w:t>¿A qué dificultades</w:t>
-            </w:r>
-            <w:r>
-              <w:rPr>
-                <w:rFonts w:ascii="Calibri" w:hAnsi="Calibri" w:cs="Arial"/>
-                <w:i/>
-                <w:color w:val="0070C0"/>
-                <w:sz w:val="18"/>
-                <w:szCs w:val="20"/>
-                <w:lang w:eastAsia="es-CL"/>
-              </w:rPr>
-              <w:t xml:space="preserve"> enfrentaste en el desarrollo de tu Proyecto APT?</w:t>
-            </w:r>
-          </w:p>
-          <w:p>
-            <w:pPr>
-              <w:pStyle w:val="Prrafodelista"/>
-              <w:numPr>
-                <w:ilvl w:val="0"/>
-                <w:numId w:val="1"/>
-              </w:numPr>
-              <w:spacing w:after="0" w:line="240" w:lineRule="auto"/>
-              <w:ind w:left="318" w:hanging="284"/>
-              <w:jc w:val="both"/>
-              <w:rPr>
-                <w:rFonts w:ascii="Calibri" w:hAnsi="Calibri" w:cs="Arial"/>
-                <w:i/>
-                <w:color w:val="0070C0"/>
-                <w:sz w:val="18"/>
-                <w:szCs w:val="20"/>
-                <w:lang w:eastAsia="es-CL"/>
-              </w:rPr>
-            </w:pPr>
-            <w:r>
-              <w:rPr>
-                <w:rFonts w:ascii="Calibri" w:hAnsi="Calibri" w:cs="Arial"/>
-                <w:i/>
-                <w:color w:val="0070C0"/>
-                <w:sz w:val="18"/>
-                <w:szCs w:val="20"/>
-                <w:lang w:eastAsia="es-CL"/>
-              </w:rPr>
-              <w:t>A</w:t>
-            </w:r>
-            <w:r>
-              <w:rPr>
-                <w:rFonts w:ascii="Calibri" w:hAnsi="Calibri" w:cs="Arial"/>
-                <w:i/>
-                <w:color w:val="0070C0"/>
-                <w:sz w:val="18"/>
-                <w:szCs w:val="20"/>
-                <w:lang w:eastAsia="es-CL"/>
-              </w:rPr>
-              <w:t>justes</w:t>
-            </w:r>
-            <w:r>
-              <w:rPr>
-                <w:rFonts w:ascii="Calibri" w:hAnsi="Calibri" w:cs="Arial"/>
-                <w:i/>
-                <w:color w:val="0070C0"/>
-                <w:sz w:val="18"/>
-                <w:szCs w:val="20"/>
-                <w:lang w:eastAsia="es-CL"/>
-              </w:rPr>
-              <w:t xml:space="preserve"> realizados</w:t>
-            </w:r>
-            <w:r>
-              <w:rPr>
-                <w:rFonts w:ascii="Calibri" w:hAnsi="Calibri" w:cs="Arial"/>
-                <w:i/>
-                <w:color w:val="0070C0"/>
-                <w:sz w:val="18"/>
-                <w:szCs w:val="20"/>
-                <w:lang w:eastAsia="es-CL"/>
-              </w:rPr>
-              <w:t>.</w:t>
-            </w:r>
-          </w:p>
-          <w:p>
-            <w:pPr>
-              <w:ind w:left="720"/>
-              <w:rPr>
-                <w:rFonts w:ascii="Calibri" w:hAnsi="Calibri" w:cs="Arial"/>
-                <w:i/>
-                <w:color w:val="0070C0"/>
-                <w:sz w:val="18"/>
-                <w:szCs w:val="20"/>
-                <w:lang w:eastAsia="es-CL"/>
-              </w:rPr>
-            </w:pPr>
-            <w:r>
-              <w:rPr>
-                <w:rFonts w:ascii="Calibri" w:hAnsi="Calibri" w:cs="Arial"/>
-                <w:i/>
-                <w:color w:val="0070C0"/>
-                <w:sz w:val="18"/>
-                <w:szCs w:val="20"/>
-                <w:lang w:eastAsia="es-CL"/>
-              </w:rPr>
-              <w:t xml:space="preserve">¿Cómo abordaste las dificultades para cumplir con los objetivos? ¿Tuviste que hacer algún ajuste? ¿Qué ajuste? </w:t>
-            </w:r>
           </w:p>
         </w:tc>
       </w:tr>
@@ -1971,93 +2069,235 @@
           </w:tcPr>
           <w:p>
             <w:pPr>
-              <w:pStyle w:val="Prrafodelista"/>
-              <w:numPr>
-                <w:ilvl w:val="0"/>
-                <w:numId w:val="1"/>
-              </w:numPr>
               <w:spacing w:after="0" w:line="240" w:lineRule="auto"/>
-              <w:ind w:left="314" w:hanging="284"/>
-              <w:jc w:val="both"/>
-              <w:rPr>
-                <w:rFonts w:ascii="Calibri" w:hAnsi="Calibri" w:cs="Arial"/>
-                <w:i/>
-                <w:iCs/>
-                <w:color w:val="0070C0"/>
-                <w:sz w:val="18"/>
+              <w:rPr>
+                <w:rFonts w:cs="Arial"/>
+                <w:color w:val="548DD4"/>
+                <w:sz w:val="20"/>
                 <w:szCs w:val="20"/>
                 <w:lang w:eastAsia="es-CL"/>
               </w:rPr>
             </w:pPr>
             <w:r>
               <w:rPr>
-                <w:rFonts w:ascii="Calibri" w:hAnsi="Calibri" w:cs="Arial"/>
-                <w:i/>
-                <w:iCs/>
-                <w:color w:val="0070C0"/>
-                <w:sz w:val="18"/>
-                <w:szCs w:val="20"/>
-                <w:lang w:eastAsia="es-CL"/>
-              </w:rPr>
-              <w:t>Adjunta</w:t>
-            </w:r>
-            <w:r>
-              <w:rPr>
-                <w:rFonts w:ascii="Calibri" w:hAnsi="Calibri" w:cs="Arial"/>
-                <w:i/>
-                <w:iCs/>
-                <w:color w:val="0070C0"/>
-                <w:sz w:val="18"/>
-                <w:szCs w:val="20"/>
-                <w:lang w:eastAsia="es-CL"/>
-              </w:rPr>
-              <w:t xml:space="preserve"> </w:t>
-            </w:r>
-            <w:r>
-              <w:rPr>
-                <w:rFonts w:ascii="Calibri" w:hAnsi="Calibri" w:cs="Arial"/>
-                <w:i/>
-                <w:iCs/>
-                <w:color w:val="0070C0"/>
-                <w:sz w:val="18"/>
-                <w:szCs w:val="20"/>
-                <w:lang w:eastAsia="es-CL"/>
-              </w:rPr>
-              <w:t>evidencias que permitan dar cuenta del desarrollo del Proyecto APT y sus resultados finales.</w:t>
+                <w:rFonts w:cs="Arial"/>
+                <w:color w:val="548DD4"/>
+                <w:sz w:val="20"/>
+                <w:szCs w:val="20"/>
+                <w:lang w:eastAsia="es-CL"/>
+              </w:rPr>
+              <w:t>Para ver el proceso y el resultado a esta fecha:</w:t>
+            </w:r>
+            <w:r>
+              <w:rPr>
+                <w:rFonts w:cs="Arial"/>
+                <w:color w:val="548DD4"/>
+                <w:sz w:val="20"/>
+                <w:szCs w:val="20"/>
+                <w:lang w:eastAsia="es-CL"/>
+              </w:rPr>
+              <w:br/>
+              <w:t xml:space="preserve">- Guía 1.5 y la </w:t>
+            </w:r>
+            <w:proofErr w:type="spellStart"/>
+            <w:r>
+              <w:rPr>
+                <w:rFonts w:cs="Arial"/>
+                <w:color w:val="548DD4"/>
+                <w:sz w:val="20"/>
+                <w:szCs w:val="20"/>
+                <w:lang w:eastAsia="es-CL"/>
+              </w:rPr>
+              <w:t>planificacion</w:t>
+            </w:r>
+            <w:proofErr w:type="spellEnd"/>
+            <w:r>
+              <w:rPr>
+                <w:rFonts w:cs="Arial"/>
+                <w:color w:val="548DD4"/>
+                <w:sz w:val="20"/>
+                <w:szCs w:val="20"/>
+                <w:lang w:eastAsia="es-CL"/>
+              </w:rPr>
+              <w:t xml:space="preserve"> de Fase 1 (visión, backlog, épicas y mapa).</w:t>
+            </w:r>
+            <w:r>
+              <w:rPr>
+                <w:rFonts w:cs="Arial"/>
+                <w:color w:val="548DD4"/>
+                <w:sz w:val="20"/>
+                <w:szCs w:val="20"/>
+                <w:lang w:eastAsia="es-CL"/>
+              </w:rPr>
+              <w:br/>
+              <w:t>- Guía 2.4 de este mismo avance, con el plan monitoreado.</w:t>
+            </w:r>
+            <w:r>
+              <w:rPr>
+                <w:rFonts w:cs="Arial"/>
+                <w:color w:val="548DD4"/>
+                <w:sz w:val="20"/>
+                <w:szCs w:val="20"/>
+                <w:lang w:eastAsia="es-CL"/>
+              </w:rPr>
+              <w:br/>
+              <w:t xml:space="preserve">- </w:t>
+            </w:r>
+            <w:proofErr w:type="spellStart"/>
+            <w:r>
+              <w:rPr>
+                <w:rFonts w:cs="Arial"/>
+                <w:color w:val="548DD4"/>
+                <w:sz w:val="20"/>
+                <w:szCs w:val="20"/>
+                <w:lang w:eastAsia="es-CL"/>
+              </w:rPr>
+              <w:t>Sprints</w:t>
+            </w:r>
+            <w:proofErr w:type="spellEnd"/>
+            <w:r>
+              <w:rPr>
+                <w:rFonts w:cs="Arial"/>
+                <w:color w:val="548DD4"/>
+                <w:sz w:val="20"/>
+                <w:szCs w:val="20"/>
+                <w:lang w:eastAsia="es-CL"/>
+              </w:rPr>
+              <w:t xml:space="preserve"> S1 a S12 en Word (backlog, </w:t>
+            </w:r>
+            <w:proofErr w:type="spellStart"/>
+            <w:r>
+              <w:rPr>
+                <w:rFonts w:cs="Arial"/>
+                <w:color w:val="548DD4"/>
+                <w:sz w:val="20"/>
+                <w:szCs w:val="20"/>
+                <w:lang w:eastAsia="es-CL"/>
+              </w:rPr>
+              <w:t>daily</w:t>
+            </w:r>
+            <w:proofErr w:type="spellEnd"/>
+            <w:r>
+              <w:rPr>
+                <w:rFonts w:cs="Arial"/>
+                <w:color w:val="548DD4"/>
+                <w:sz w:val="20"/>
+                <w:szCs w:val="20"/>
+                <w:lang w:eastAsia="es-CL"/>
+              </w:rPr>
+              <w:t xml:space="preserve">, impedimentos, </w:t>
+            </w:r>
+            <w:proofErr w:type="spellStart"/>
+            <w:r>
+              <w:rPr>
+                <w:rFonts w:cs="Arial"/>
+                <w:color w:val="548DD4"/>
+                <w:sz w:val="20"/>
+                <w:szCs w:val="20"/>
+                <w:lang w:eastAsia="es-CL"/>
+              </w:rPr>
+              <w:t>review</w:t>
+            </w:r>
+            <w:proofErr w:type="spellEnd"/>
+            <w:r>
+              <w:rPr>
+                <w:rFonts w:cs="Arial"/>
+                <w:color w:val="548DD4"/>
+                <w:sz w:val="20"/>
+                <w:szCs w:val="20"/>
+                <w:lang w:eastAsia="es-CL"/>
+              </w:rPr>
+              <w:t xml:space="preserve"> y retrospectiva).</w:t>
+            </w:r>
+            <w:r>
+              <w:rPr>
+                <w:rFonts w:cs="Arial"/>
+                <w:color w:val="548DD4"/>
+                <w:sz w:val="20"/>
+                <w:szCs w:val="20"/>
+                <w:lang w:eastAsia="es-CL"/>
+              </w:rPr>
+              <w:br/>
+              <w:t>- Tablero del APT, una lista por semana, con el comentario de lo que quedó pendiente.</w:t>
+            </w:r>
+            <w:r>
+              <w:rPr>
+                <w:rFonts w:cs="Arial"/>
+                <w:color w:val="548DD4"/>
+                <w:sz w:val="20"/>
+                <w:szCs w:val="20"/>
+                <w:lang w:eastAsia="es-CL"/>
+              </w:rPr>
+              <w:br/>
+              <w:t xml:space="preserve">- Arquitectura de alto nivel, matriz del sistema actual y del nuevo, riesgos, plan de pruebas v1 y </w:t>
+            </w:r>
+            <w:proofErr w:type="spellStart"/>
+            <w:r>
+              <w:rPr>
+                <w:rFonts w:cs="Arial"/>
+                <w:color w:val="548DD4"/>
+                <w:sz w:val="20"/>
+                <w:szCs w:val="20"/>
+                <w:lang w:eastAsia="es-CL"/>
+              </w:rPr>
+              <w:t>revision</w:t>
+            </w:r>
+            <w:proofErr w:type="spellEnd"/>
+            <w:r>
+              <w:rPr>
+                <w:rFonts w:cs="Arial"/>
+                <w:color w:val="548DD4"/>
+                <w:sz w:val="20"/>
+                <w:szCs w:val="20"/>
+                <w:lang w:eastAsia="es-CL"/>
+              </w:rPr>
+              <w:t xml:space="preserve"> de integridad.</w:t>
+            </w:r>
+            <w:r>
+              <w:rPr>
+                <w:rFonts w:cs="Arial"/>
+                <w:color w:val="548DD4"/>
+                <w:sz w:val="20"/>
+                <w:szCs w:val="20"/>
+                <w:lang w:eastAsia="es-CL"/>
+              </w:rPr>
+              <w:br/>
+              <w:t xml:space="preserve">El resultado no es la puesta en marcha. Es el MVP que el cliente ya recorre: compras, ventas, libros, tesorería y documento tributario nacional, con usuario y empresa separados. Sigue abierto lo que no se </w:t>
+            </w:r>
+            <w:proofErr w:type="spellStart"/>
+            <w:r>
+              <w:rPr>
+                <w:rFonts w:cs="Arial"/>
+                <w:color w:val="548DD4"/>
+                <w:sz w:val="20"/>
+                <w:szCs w:val="20"/>
+                <w:lang w:eastAsia="es-CL"/>
+              </w:rPr>
+              <w:t>cerro</w:t>
+            </w:r>
+            <w:proofErr w:type="spellEnd"/>
+            <w:r>
+              <w:rPr>
+                <w:rFonts w:cs="Arial"/>
+                <w:color w:val="548DD4"/>
+                <w:sz w:val="20"/>
+                <w:szCs w:val="20"/>
+                <w:lang w:eastAsia="es-CL"/>
+              </w:rPr>
+              <w:t xml:space="preserve"> con el cliente: presupuestos de seguimiento, reportes, auditoría de largo plazo, acta de mockups, documentación de la API e integración continua.</w:t>
             </w:r>
           </w:p>
           <w:p>
             <w:pPr>
               <w:ind w:left="743"/>
               <w:rPr>
-                <w:b/>
-                <w:i/>
-                <w:color w:val="0070C0"/>
-                <w:sz w:val="18"/>
+                <w:rFonts w:cs="Arial"/>
+                <w:color w:val="548DD4"/>
+                <w:sz w:val="20"/>
+                <w:szCs w:val="20"/>
+                <w:lang w:eastAsia="es-CL"/>
               </w:rPr>
             </w:pPr>
-            <w:r>
-              <w:rPr>
-                <w:rFonts w:ascii="Calibri" w:hAnsi="Calibri" w:cs="Arial"/>
-                <w:i/>
-                <w:color w:val="0070C0"/>
-                <w:sz w:val="18"/>
-                <w:szCs w:val="20"/>
-                <w:lang w:eastAsia="es-CL"/>
-              </w:rPr>
-              <w:t>¿Qué evidencias pueden servir para que los demás puedan visualizar y entender las distintas etapas de tu Proyecto APT y el resultado final?</w:t>
-            </w:r>
-            <w:r>
-              <w:rPr>
-                <w:rFonts w:ascii="Calibri" w:hAnsi="Calibri" w:cs="Arial"/>
-                <w:i/>
-                <w:color w:val="0070C0"/>
-                <w:sz w:val="18"/>
-                <w:szCs w:val="20"/>
-                <w:lang w:eastAsia="es-CL"/>
-              </w:rPr>
-              <w:t xml:space="preserve"> </w:t>
-            </w:r>
           </w:p>
         </w:tc>
       </w:tr>
@@ -2133,205 +2373,107 @@
           </w:tcPr>
           <w:p>
             <w:pPr>
-              <w:pStyle w:val="Prrafodelista"/>
-              <w:numPr>
-                <w:ilvl w:val="0"/>
-                <w:numId w:val="1"/>
-              </w:numPr>
               <w:spacing w:after="0" w:line="240" w:lineRule="auto"/>
-              <w:ind w:left="314" w:hanging="284"/>
-              <w:jc w:val="both"/>
-              <w:rPr>
-                <w:rFonts w:ascii="Calibri" w:hAnsi="Calibri" w:cs="Arial"/>
-                <w:i/>
-                <w:iCs/>
-                <w:color w:val="0070C0"/>
-                <w:sz w:val="18"/>
-                <w:szCs w:val="18"/>
+              <w:rPr>
+                <w:rFonts w:cs="Arial"/>
+                <w:color w:val="548DD4"/>
+                <w:sz w:val="20"/>
+                <w:szCs w:val="20"/>
                 <w:lang w:eastAsia="es-CL"/>
               </w:rPr>
             </w:pPr>
             <w:r>
               <w:rPr>
-                <w:rFonts w:ascii="Calibri" w:hAnsi="Calibri" w:cs="Arial"/>
-                <w:i/>
-                <w:iCs/>
-                <w:color w:val="0070C0"/>
-                <w:sz w:val="18"/>
-                <w:szCs w:val="18"/>
-                <w:lang w:eastAsia="es-CL"/>
-              </w:rPr>
-              <w:t xml:space="preserve">Reflexión sobre el aporte del Proyecto APT en el </w:t>
-            </w:r>
-            <w:r>
-              <w:rPr>
-                <w:rFonts w:ascii="Calibri" w:hAnsi="Calibri" w:cs="Arial"/>
-                <w:i/>
-                <w:iCs/>
-                <w:color w:val="0070C0"/>
-                <w:sz w:val="18"/>
-                <w:szCs w:val="18"/>
-                <w:lang w:eastAsia="es-CL"/>
-              </w:rPr>
-              <w:t xml:space="preserve">desarrollo </w:t>
-            </w:r>
-            <w:r>
-              <w:rPr>
-                <w:rFonts w:ascii="Calibri" w:hAnsi="Calibri" w:cs="Arial"/>
-                <w:i/>
-                <w:iCs/>
-                <w:color w:val="0070C0"/>
-                <w:sz w:val="18"/>
-                <w:szCs w:val="18"/>
-                <w:lang w:eastAsia="es-CL"/>
-              </w:rPr>
-              <w:t>de los intereses profesionales.</w:t>
+                <w:rFonts w:cs="Arial"/>
+                <w:color w:val="548DD4"/>
+                <w:sz w:val="20"/>
+                <w:szCs w:val="20"/>
+                <w:lang w:eastAsia="es-CL"/>
+              </w:rPr>
+              <w:t xml:space="preserve">Carlos: el APT confirmó el interés en </w:t>
+            </w:r>
+            <w:proofErr w:type="spellStart"/>
+            <w:r>
+              <w:rPr>
+                <w:rFonts w:cs="Arial"/>
+                <w:color w:val="548DD4"/>
+                <w:sz w:val="20"/>
+                <w:szCs w:val="20"/>
+                <w:lang w:eastAsia="es-CL"/>
+              </w:rPr>
+              <w:t>backend</w:t>
+            </w:r>
+            <w:proofErr w:type="spellEnd"/>
+            <w:r>
+              <w:rPr>
+                <w:rFonts w:cs="Arial"/>
+                <w:color w:val="548DD4"/>
+                <w:sz w:val="20"/>
+                <w:szCs w:val="20"/>
+                <w:lang w:eastAsia="es-CL"/>
+              </w:rPr>
+              <w:t xml:space="preserve">, datos e integración. El proyecto intermediario no estaba en el plan y terminó siendo el trabajo que más condicionó septiembre. Sigue en ese camino: sistemas de gestión con un </w:t>
+            </w:r>
+            <w:proofErr w:type="spellStart"/>
+            <w:r>
+              <w:rPr>
+                <w:rFonts w:cs="Arial"/>
+                <w:color w:val="548DD4"/>
+                <w:sz w:val="20"/>
+                <w:szCs w:val="20"/>
+                <w:lang w:eastAsia="es-CL"/>
+              </w:rPr>
+              <w:t>partner</w:t>
+            </w:r>
+            <w:proofErr w:type="spellEnd"/>
+            <w:r>
+              <w:rPr>
+                <w:rFonts w:cs="Arial"/>
+                <w:color w:val="548DD4"/>
+                <w:sz w:val="20"/>
+                <w:szCs w:val="20"/>
+                <w:lang w:eastAsia="es-CL"/>
+              </w:rPr>
+              <w:t xml:space="preserve"> externo, no un ejercicio de pantalla suelta.</w:t>
+            </w:r>
+            <w:r>
+              <w:rPr>
+                <w:rFonts w:cs="Arial"/>
+                <w:color w:val="548DD4"/>
+                <w:sz w:val="20"/>
+                <w:szCs w:val="20"/>
+                <w:lang w:eastAsia="es-CL"/>
+              </w:rPr>
+              <w:br/>
+              <w:t>Felipe: el interés sigue en la interfaz y en dejar el proceso documentado. En septiembre el aporte concreto fue monedas, tipo de cambio e indicadores, además de las evidencias. Eso acerca el interés a los datos de la operación, no solo a la vista.</w:t>
+            </w:r>
+            <w:r>
+              <w:rPr>
+                <w:rFonts w:cs="Arial"/>
+                <w:color w:val="548DD4"/>
+                <w:sz w:val="20"/>
+                <w:szCs w:val="20"/>
+                <w:lang w:eastAsia="es-CL"/>
+              </w:rPr>
+              <w:br/>
+              <w:t>Los dos intereses de la 1.5 se mantienen. No apareció un giro a aplicaciones móviles ni a analítica pesada. Después del semestre el proyecto con el cliente sigue hasta el 09/01/2027. Laboralmente nos proyectamos en desarrollo de software de gestión, con cliente y con integraciones, que es lo que este APT ya nos hizo hacer todas las semanas.</w:t>
             </w:r>
           </w:p>
           <w:p>
             <w:pPr>
               <w:pStyle w:val="Prrafodelista"/>
-              <w:jc w:val="both"/>
-              <w:rPr>
-                <w:rFonts w:ascii="Calibri" w:hAnsi="Calibri" w:cs="Arial"/>
-                <w:i/>
-                <w:color w:val="0070C0"/>
-                <w:sz w:val="18"/>
+              <w:rPr>
+                <w:rFonts w:cs="Arial"/>
+                <w:color w:val="548DD4"/>
+                <w:sz w:val="20"/>
                 <w:szCs w:val="20"/>
                 <w:lang w:eastAsia="es-CL"/>
               </w:rPr>
             </w:pPr>
-            <w:r>
-              <w:rPr>
-                <w:rFonts w:ascii="Calibri" w:hAnsi="Calibri" w:cs="Arial"/>
-                <w:i/>
-                <w:color w:val="0070C0"/>
-                <w:sz w:val="18"/>
-                <w:szCs w:val="20"/>
-                <w:lang w:eastAsia="es-CL"/>
-              </w:rPr>
-              <w:t>¿De qué manera tu Proyecto APT te sirvió para tener mayor conocimiento de tus intereses profesionales? Luego de terminar tu Proyecto APT, ¿tus intereses profesionales siguen siendo los mismos que planteaste al comienzo de la asignatura?</w:t>
-            </w:r>
-          </w:p>
-          <w:p>
-            <w:pPr>
-              <w:pStyle w:val="Prrafodelista"/>
-              <w:numPr>
-                <w:ilvl w:val="0"/>
-                <w:numId w:val="1"/>
-              </w:numPr>
-              <w:spacing w:after="0" w:line="240" w:lineRule="auto"/>
-              <w:ind w:left="314" w:hanging="284"/>
-              <w:jc w:val="both"/>
-              <w:rPr>
-                <w:rFonts w:ascii="Calibri" w:hAnsi="Calibri" w:cs="Arial"/>
-                <w:i/>
-                <w:iCs/>
-                <w:color w:val="0070C0"/>
-                <w:sz w:val="18"/>
-                <w:szCs w:val="20"/>
-                <w:lang w:eastAsia="es-CL"/>
-              </w:rPr>
-            </w:pPr>
-            <w:r>
-              <w:rPr>
-                <w:rFonts w:ascii="Calibri" w:hAnsi="Calibri" w:cs="Arial"/>
-                <w:i/>
-                <w:iCs/>
-                <w:color w:val="0070C0"/>
-                <w:sz w:val="18"/>
-                <w:szCs w:val="20"/>
-                <w:lang w:eastAsia="es-CL"/>
-              </w:rPr>
-              <w:t>Proyecciones laborales a partir de Proyecto APT.</w:t>
-            </w:r>
-          </w:p>
-          <w:p>
-            <w:pPr>
-              <w:pStyle w:val="Prrafodelista"/>
-              <w:jc w:val="both"/>
-              <w:rPr>
-                <w:rFonts w:ascii="Calibri" w:hAnsi="Calibri" w:cs="Arial"/>
-                <w:i/>
-                <w:color w:val="0070C0"/>
-                <w:sz w:val="18"/>
-                <w:szCs w:val="20"/>
-                <w:lang w:eastAsia="es-CL"/>
-              </w:rPr>
-            </w:pPr>
-            <w:r>
-              <w:rPr>
-                <w:rFonts w:ascii="Calibri" w:hAnsi="Calibri" w:cs="Arial"/>
-                <w:i/>
-                <w:color w:val="0070C0"/>
-                <w:sz w:val="18"/>
-                <w:szCs w:val="20"/>
-                <w:lang w:eastAsia="es-CL"/>
-              </w:rPr>
-              <w:t>¿Qué intereses profesionales te gustaría explorar o seguir profundizando?</w:t>
-            </w:r>
-          </w:p>
-          <w:p>
-            <w:pPr>
-              <w:pStyle w:val="Prrafodelista"/>
-              <w:jc w:val="both"/>
-              <w:rPr>
-                <w:rFonts w:ascii="Calibri" w:hAnsi="Calibri" w:cs="Arial"/>
-                <w:i/>
-                <w:color w:val="0070C0"/>
-                <w:sz w:val="18"/>
-                <w:szCs w:val="20"/>
-                <w:lang w:eastAsia="es-CL"/>
-              </w:rPr>
-            </w:pPr>
-            <w:r>
-              <w:rPr>
-                <w:rFonts w:ascii="Calibri" w:hAnsi="Calibri" w:cs="Arial"/>
-                <w:i/>
-                <w:color w:val="0070C0"/>
-                <w:sz w:val="18"/>
-                <w:szCs w:val="20"/>
-                <w:lang w:eastAsia="es-CL"/>
-              </w:rPr>
-              <w:t xml:space="preserve">¿Cómo te proyectas laboralmente después de haber terminado tu Proyecto APT? </w:t>
-            </w:r>
           </w:p>
         </w:tc>
       </w:tr>
     </w:tbl>
-    <w:p>
-      <w:pPr>
-        <w:rPr>
-          <w:b/>
-        </w:rPr>
-      </w:pPr>
-    </w:p>
-    <w:p>
-      <w:pPr>
-        <w:spacing w:after="0" w:line="276" w:lineRule="auto"/>
-        <w:ind w:left="-426" w:right="-568"/>
-        <w:jc w:val="both"/>
-        <w:rPr>
-          <w:rFonts w:eastAsiaTheme="majorEastAsia" w:cstheme="minorHAnsi"/>
-          <w:color w:val="767171" w:themeColor="background2" w:themeShade="80"/>
-          <w:sz w:val="24"/>
-          <w:szCs w:val="24"/>
-        </w:rPr>
-      </w:pPr>
-    </w:p>
-    <w:p>
-      <w:pPr>
-        <w:spacing w:after="0" w:line="276" w:lineRule="auto"/>
-        <w:ind w:left="-426" w:right="-568"/>
-        <w:jc w:val="both"/>
-        <w:rPr>
-          <w:rFonts w:eastAsiaTheme="majorEastAsia" w:cstheme="minorHAnsi"/>
-          <w:color w:val="767171" w:themeColor="background2" w:themeShade="80"/>
-          <w:sz w:val="24"/>
-          <w:szCs w:val="24"/>
-        </w:rPr>
-      </w:pPr>
-    </w:p>
     <w:p/>
     <w:sectPr>
       <w:headerReference w:type="default" r:id="rId11"/>
@@ -2345,7 +2487,7 @@
 </file>
 
 <file path=word/endnotes.xml><?xml version="1.0" encoding="utf-8"?>
-<w:endnotes xmlns:wpc="http://schemas.microsoft.com/office/word/2010/wordprocessingCanvas" xmlns:cx="http://schemas.microsoft.com/office/drawing/2014/chartex" xmlns:mc="http://schemas.openxmlformats.org/markup-compatibility/2006" xmlns:o="urn:schemas-microsoft-com:office:office" xmlns:r="http://schemas.openxmlformats.org/officeDocument/2006/relationships" xmlns:m="http://schemas.openxmlformats.org/officeDocument/2006/math" xmlns:v="urn:schemas-microsoft-com:vml" xmlns:wp14="http://schemas.microsoft.com/office/word/2010/wordprocessingDrawing" xmlns:wp="http://schemas.openxmlformats.org/drawingml/2006/wordprocessingDrawing" xmlns:w10="urn:schemas-microsoft-com:office:word" xmlns:w="http://schemas.openxmlformats.org/wordprocessingml/2006/main" xmlns:w14="http://schemas.microsoft.com/office/word/2010/wordml" xmlns:w15="http://schemas.microsoft.com/office/word/2012/wordml" xmlns:w16se="http://schemas.microsoft.com/office/word/2015/wordml/symex" xmlns:wpg="http://schemas.microsoft.com/office/word/2010/wordprocessingGroup" xmlns:wpi="http://schemas.microsoft.com/office/word/2010/wordprocessingInk" xmlns:wne="http://schemas.microsoft.com/office/word/2006/wordml" xmlns:wps="http://schemas.microsoft.com/office/word/2010/wordprocessingShape" mc:Ignorable="w14 w15 w16se wp14">
+<w:endnotes xmlns:wpc="http://schemas.microsoft.com/office/word/2010/wordprocessingCanvas" xmlns:cx="http://schemas.microsoft.com/office/drawing/2014/chartex" xmlns:cx1="http://schemas.microsoft.com/office/drawing/2015/9/8/chartex" xmlns:cx2="http://schemas.microsoft.com/office/drawing/2015/10/21/chartex" xmlns:cx3="http://schemas.microsoft.com/office/drawing/2016/5/9/chartex" xmlns:cx4="http://schemas.microsoft.com/office/drawing/2016/5/10/chartex" xmlns:cx5="http://schemas.microsoft.com/office/drawing/2016/5/11/chartex" xmlns:cx6="http://schemas.microsoft.com/office/drawing/2016/5/12/chartex" xmlns:cx7="http://schemas.microsoft.com/office/drawing/2016/5/13/chartex" xmlns:cx8="http://schemas.microsoft.com/office/drawing/2016/5/14/chartex" xmlns:mc="http://schemas.openxmlformats.org/markup-compatibility/2006" xmlns:aink="http://schemas.microsoft.com/office/drawing/2016/ink" xmlns:am3d="http://schemas.microsoft.com/office/drawing/2017/model3d" xmlns:o="urn:schemas-microsoft-com:office:office" xmlns:oel="http://schemas.microsoft.com/office/2019/extlst" xmlns:r="http://schemas.openxmlformats.org/officeDocument/2006/relationships" xmlns:m="http://schemas.openxmlformats.org/officeDocument/2006/math" xmlns:v="urn:schemas-microsoft-com:vml" xmlns:wp14="http://schemas.microsoft.com/office/word/2010/wordprocessingDrawing" xmlns:wp="http://schemas.openxmlformats.org/drawingml/2006/wordprocessingDrawing" xmlns:w10="urn:schemas-microsoft-com:office:word" xmlns:w="http://schemas.openxmlformats.org/wordprocessingml/2006/main" xmlns:w14="http://schemas.microsoft.com/office/word/2010/wordml" xmlns:w15="http://schemas.microsoft.com/office/word/2012/wordml" xmlns:w16cex="http://schemas.microsoft.com/office/word/2018/wordml/cex" xmlns:w16cid="http://schemas.microsoft.com/office/word/2016/wordml/cid" xmlns:w16="http://schemas.microsoft.com/office/word/2018/wordml" xmlns:w16du="http://schemas.microsoft.com/office/word/2023/wordml/word16du" xmlns:w16sdtdh="http://schemas.microsoft.com/office/word/2020/wordml/sdtdatahash" xmlns:w16sdtfl="http://schemas.microsoft.com/office/word/2024/wordml/sdtformatlock" xmlns:w16se="http://schemas.microsoft.com/office/word/2015/wordml/symex" xmlns:wpg="http://schemas.microsoft.com/office/word/2010/wordprocessingGroup" xmlns:wpi="http://schemas.microsoft.com/office/word/2010/wordprocessingInk" xmlns:wne="http://schemas.microsoft.com/office/word/2006/wordml" xmlns:wps="http://schemas.microsoft.com/office/word/2010/wordprocessingShape" mc:Ignorable="w14 w15 w16se w16cid w16 w16cex w16sdtdh w16sdtfl w16du wp14">
   <w:endnote w:type="separator" w:id="-1">
     <w:p>
       <w:pPr>
@@ -2370,7 +2512,7 @@
 </file>
 
 <file path=word/footnotes.xml><?xml version="1.0" encoding="utf-8"?>
-<w:footnotes xmlns:wpc="http://schemas.microsoft.com/office/word/2010/wordprocessingCanvas" xmlns:cx="http://schemas.microsoft.com/office/drawing/2014/chartex" xmlns:mc="http://schemas.openxmlformats.org/markup-compatibility/2006" xmlns:o="urn:schemas-microsoft-com:office:office" xmlns:r="http://schemas.openxmlformats.org/officeDocument/2006/relationships" xmlns:m="http://schemas.openxmlformats.org/officeDocument/2006/math" xmlns:v="urn:schemas-microsoft-com:vml" xmlns:wp14="http://schemas.microsoft.com/office/word/2010/wordprocessingDrawing" xmlns:wp="http://schemas.openxmlformats.org/drawingml/2006/wordprocessingDrawing" xmlns:w10="urn:schemas-microsoft-com:office:word" xmlns:w="http://schemas.openxmlformats.org/wordprocessingml/2006/main" xmlns:w14="http://schemas.microsoft.com/office/word/2010/wordml" xmlns:w15="http://schemas.microsoft.com/office/word/2012/wordml" xmlns:w16se="http://schemas.microsoft.com/office/word/2015/wordml/symex" xmlns:wpg="http://schemas.microsoft.com/office/word/2010/wordprocessingGroup" xmlns:wpi="http://schemas.microsoft.com/office/word/2010/wordprocessingInk" xmlns:wne="http://schemas.microsoft.com/office/word/2006/wordml" xmlns:wps="http://schemas.microsoft.com/office/word/2010/wordprocessingShape" mc:Ignorable="w14 w15 w16se wp14">
+<w:footnotes xmlns:wpc="http://schemas.microsoft.com/office/word/2010/wordprocessingCanvas" xmlns:cx="http://schemas.microsoft.com/office/drawing/2014/chartex" xmlns:cx1="http://schemas.microsoft.com/office/drawing/2015/9/8/chartex" xmlns:cx2="http://schemas.microsoft.com/office/drawing/2015/10/21/chartex" xmlns:cx3="http://schemas.microsoft.com/office/drawing/2016/5/9/chartex" xmlns:cx4="http://schemas.microsoft.com/office/drawing/2016/5/10/chartex" xmlns:cx5="http://schemas.microsoft.com/office/drawing/2016/5/11/chartex" xmlns:cx6="http://schemas.microsoft.com/office/drawing/2016/5/12/chartex" xmlns:cx7="http://schemas.microsoft.com/office/drawing/2016/5/13/chartex" xmlns:cx8="http://schemas.microsoft.com/office/drawing/2016/5/14/chartex" xmlns:mc="http://schemas.openxmlformats.org/markup-compatibility/2006" xmlns:aink="http://schemas.microsoft.com/office/drawing/2016/ink" xmlns:am3d="http://schemas.microsoft.com/office/drawing/2017/model3d" xmlns:o="urn:schemas-microsoft-com:office:office" xmlns:oel="http://schemas.microsoft.com/office/2019/extlst" xmlns:r="http://schemas.openxmlformats.org/officeDocument/2006/relationships" xmlns:m="http://schemas.openxmlformats.org/officeDocument/2006/math" xmlns:v="urn:schemas-microsoft-com:vml" xmlns:wp14="http://schemas.microsoft.com/office/word/2010/wordprocessingDrawing" xmlns:wp="http://schemas.openxmlformats.org/drawingml/2006/wordprocessingDrawing" xmlns:w10="urn:schemas-microsoft-com:office:word" xmlns:w="http://schemas.openxmlformats.org/wordprocessingml/2006/main" xmlns:w14="http://schemas.microsoft.com/office/word/2010/wordml" xmlns:w15="http://schemas.microsoft.com/office/word/2012/wordml" xmlns:w16cex="http://schemas.microsoft.com/office/word/2018/wordml/cex" xmlns:w16cid="http://schemas.microsoft.com/office/word/2016/wordml/cid" xmlns:w16="http://schemas.microsoft.com/office/word/2018/wordml" xmlns:w16du="http://schemas.microsoft.com/office/word/2023/wordml/word16du" xmlns:w16sdtdh="http://schemas.microsoft.com/office/word/2020/wordml/sdtdatahash" xmlns:w16sdtfl="http://schemas.microsoft.com/office/word/2024/wordml/sdtformatlock" xmlns:w16se="http://schemas.microsoft.com/office/word/2015/wordml/symex" xmlns:wpg="http://schemas.microsoft.com/office/word/2010/wordprocessingGroup" xmlns:wpi="http://schemas.microsoft.com/office/word/2010/wordprocessingInk" xmlns:wne="http://schemas.microsoft.com/office/word/2006/wordml" xmlns:wps="http://schemas.microsoft.com/office/word/2010/wordprocessingShape" mc:Ignorable="w14 w15 w16se w16cid w16 w16cex w16sdtdh w16sdtfl w16du wp14">
   <w:footnote w:type="separator" w:id="-1">
     <w:p>
       <w:pPr>
@@ -2395,7 +2537,7 @@
 </file>
 
 <file path=word/header1.xml><?xml version="1.0" encoding="utf-8"?>
-<w:hdr xmlns:wpc="http://schemas.microsoft.com/office/word/2010/wordprocessingCanvas" xmlns:cx="http://schemas.microsoft.com/office/drawing/2014/chartex" xmlns:mc="http://schemas.openxmlformats.org/markup-compatibility/2006" xmlns:o="urn:schemas-microsoft-com:office:office" xmlns:r="http://schemas.openxmlformats.org/officeDocument/2006/relationships" xmlns:m="http://schemas.openxmlformats.org/officeDocument/2006/math" xmlns:v="urn:schemas-microsoft-com:vml" xmlns:wp14="http://schemas.microsoft.com/office/word/2010/wordprocessingDrawing" xmlns:wp="http://schemas.openxmlformats.org/drawingml/2006/wordprocessingDrawing" xmlns:w10="urn:schemas-microsoft-com:office:word" xmlns:w="http://schemas.openxmlformats.org/wordprocessingml/2006/main" xmlns:w14="http://schemas.microsoft.com/office/word/2010/wordml" xmlns:w15="http://schemas.microsoft.com/office/word/2012/wordml" xmlns:w16se="http://schemas.microsoft.com/office/word/2015/wordml/symex" xmlns:wpg="http://schemas.microsoft.com/office/word/2010/wordprocessingGroup" xmlns:wpi="http://schemas.microsoft.com/office/word/2010/wordprocessingInk" xmlns:wne="http://schemas.microsoft.com/office/word/2006/wordml" xmlns:wps="http://schemas.microsoft.com/office/word/2010/wordprocessingShape" mc:Ignorable="w14 w15 w16se wp14">
+<w:hdr xmlns:wpc="http://schemas.microsoft.com/office/word/2010/wordprocessingCanvas" xmlns:cx="http://schemas.microsoft.com/office/drawing/2014/chartex" xmlns:cx1="http://schemas.microsoft.com/office/drawing/2015/9/8/chartex" xmlns:cx2="http://schemas.microsoft.com/office/drawing/2015/10/21/chartex" xmlns:cx3="http://schemas.microsoft.com/office/drawing/2016/5/9/chartex" xmlns:cx4="http://schemas.microsoft.com/office/drawing/2016/5/10/chartex" xmlns:cx5="http://schemas.microsoft.com/office/drawing/2016/5/11/chartex" xmlns:cx6="http://schemas.microsoft.com/office/drawing/2016/5/12/chartex" xmlns:cx7="http://schemas.microsoft.com/office/drawing/2016/5/13/chartex" xmlns:cx8="http://schemas.microsoft.com/office/drawing/2016/5/14/chartex" xmlns:mc="http://schemas.openxmlformats.org/markup-compatibility/2006" xmlns:aink="http://schemas.microsoft.com/office/drawing/2016/ink" xmlns:am3d="http://schemas.microsoft.com/office/drawing/2017/model3d" xmlns:o="urn:schemas-microsoft-com:office:office" xmlns:oel="http://schemas.microsoft.com/office/2019/extlst" xmlns:r="http://schemas.openxmlformats.org/officeDocument/2006/relationships" xmlns:m="http://schemas.openxmlformats.org/officeDocument/2006/math" xmlns:v="urn:schemas-microsoft-com:vml" xmlns:wp14="http://schemas.microsoft.com/office/word/2010/wordprocessingDrawing" xmlns:wp="http://schemas.openxmlformats.org/drawingml/2006/wordprocessingDrawing" xmlns:w10="urn:schemas-microsoft-com:office:word" xmlns:w="http://schemas.openxmlformats.org/wordprocessingml/2006/main" xmlns:w14="http://schemas.microsoft.com/office/word/2010/wordml" xmlns:w15="http://schemas.microsoft.com/office/word/2012/wordml" xmlns:w16cex="http://schemas.microsoft.com/office/word/2018/wordml/cex" xmlns:w16cid="http://schemas.microsoft.com/office/word/2016/wordml/cid" xmlns:w16="http://schemas.microsoft.com/office/word/2018/wordml" xmlns:w16du="http://schemas.microsoft.com/office/word/2023/wordml/word16du" xmlns:w16sdtdh="http://schemas.microsoft.com/office/word/2020/wordml/sdtdatahash" xmlns:w16sdtfl="http://schemas.microsoft.com/office/word/2024/wordml/sdtformatlock" xmlns:w16se="http://schemas.microsoft.com/office/word/2015/wordml/symex" xmlns:wpg="http://schemas.microsoft.com/office/word/2010/wordprocessingGroup" xmlns:wpi="http://schemas.microsoft.com/office/word/2010/wordprocessingInk" xmlns:wne="http://schemas.microsoft.com/office/word/2006/wordml" xmlns:wps="http://schemas.microsoft.com/office/word/2010/wordprocessingShape" mc:Ignorable="w14 w15 w16se w16cid w16 w16cex w16sdtdh w16sdtfl w16du wp14">
   <w:tbl>
     <w:tblPr>
       <w:tblStyle w:val="Tablaconcuadrcula1"/>
@@ -2620,7 +2762,7 @@
 </file>
 
 <file path=word/numbering.xml><?xml version="1.0" encoding="utf-8"?>
-<w:numbering xmlns:wpc="http://schemas.microsoft.com/office/word/2010/wordprocessingCanvas" xmlns:cx="http://schemas.microsoft.com/office/drawing/2014/chartex" xmlns:mc="http://schemas.openxmlformats.org/markup-compatibility/2006" xmlns:o="urn:schemas-microsoft-com:office:office" xmlns:r="http://schemas.openxmlformats.org/officeDocument/2006/relationships" xmlns:m="http://schemas.openxmlformats.org/officeDocument/2006/math" xmlns:v="urn:schemas-microsoft-com:vml" xmlns:wp14="http://schemas.microsoft.com/office/word/2010/wordprocessingDrawing" xmlns:wp="http://schemas.openxmlformats.org/drawingml/2006/wordprocessingDrawing" xmlns:w10="urn:schemas-microsoft-com:office:word" xmlns:w="http://schemas.openxmlformats.org/wordprocessingml/2006/main" xmlns:w14="http://schemas.microsoft.com/office/word/2010/wordml" xmlns:w15="http://schemas.microsoft.com/office/word/2012/wordml" xmlns:w16se="http://schemas.microsoft.com/office/word/2015/wordml/symex" xmlns:wpg="http://schemas.microsoft.com/office/word/2010/wordprocessingGroup" xmlns:wpi="http://schemas.microsoft.com/office/word/2010/wordprocessingInk" xmlns:wne="http://schemas.microsoft.com/office/word/2006/wordml" xmlns:wps="http://schemas.microsoft.com/office/word/2010/wordprocessingShape" mc:Ignorable="w14 w15 w16se wp14">
+<w:numbering xmlns:wpc="http://schemas.microsoft.com/office/word/2010/wordprocessingCanvas" xmlns:cx="http://schemas.microsoft.com/office/drawing/2014/chartex" xmlns:cx1="http://schemas.microsoft.com/office/drawing/2015/9/8/chartex" xmlns:cx2="http://schemas.microsoft.com/office/drawing/2015/10/21/chartex" xmlns:cx3="http://schemas.microsoft.com/office/drawing/2016/5/9/chartex" xmlns:cx4="http://schemas.microsoft.com/office/drawing/2016/5/10/chartex" xmlns:cx5="http://schemas.microsoft.com/office/drawing/2016/5/11/chartex" xmlns:cx6="http://schemas.microsoft.com/office/drawing/2016/5/12/chartex" xmlns:cx7="http://schemas.microsoft.com/office/drawing/2016/5/13/chartex" xmlns:cx8="http://schemas.microsoft.com/office/drawing/2016/5/14/chartex" xmlns:mc="http://schemas.openxmlformats.org/markup-compatibility/2006" xmlns:aink="http://schemas.microsoft.com/office/drawing/2016/ink" xmlns:am3d="http://schemas.microsoft.com/office/drawing/2017/model3d" xmlns:o="urn:schemas-microsoft-com:office:office" xmlns:oel="http://schemas.microsoft.com/office/2019/extlst" xmlns:r="http://schemas.openxmlformats.org/officeDocument/2006/relationships" xmlns:m="http://schemas.openxmlformats.org/officeDocument/2006/math" xmlns:v="urn:schemas-microsoft-com:vml" xmlns:wp14="http://schemas.microsoft.com/office/word/2010/wordprocessingDrawing" xmlns:wp="http://schemas.openxmlformats.org/drawingml/2006/wordprocessingDrawing" xmlns:w10="urn:schemas-microsoft-com:office:word" xmlns:w="http://schemas.openxmlformats.org/wordprocessingml/2006/main" xmlns:w14="http://schemas.microsoft.com/office/word/2010/wordml" xmlns:w15="http://schemas.microsoft.com/office/word/2012/wordml" xmlns:w16cex="http://schemas.microsoft.com/office/word/2018/wordml/cex" xmlns:w16cid="http://schemas.microsoft.com/office/word/2016/wordml/cid" xmlns:w16="http://schemas.microsoft.com/office/word/2018/wordml" xmlns:w16du="http://schemas.microsoft.com/office/word/2023/wordml/word16du" xmlns:w16sdtdh="http://schemas.microsoft.com/office/word/2020/wordml/sdtdatahash" xmlns:w16sdtfl="http://schemas.microsoft.com/office/word/2024/wordml/sdtformatlock" xmlns:w16se="http://schemas.microsoft.com/office/word/2015/wordml/symex" xmlns:wpg="http://schemas.microsoft.com/office/word/2010/wordprocessingGroup" xmlns:wpi="http://schemas.microsoft.com/office/word/2010/wordprocessingInk" xmlns:wne="http://schemas.microsoft.com/office/word/2006/wordml" xmlns:wps="http://schemas.microsoft.com/office/word/2010/wordprocessingShape" mc:Ignorable="w14 w15 w16se w16cid w16 w16cex w16sdtdh w16sdtfl w16du wp14">
   <w:abstractNum w:abstractNumId="0" w15:restartNumberingAfterBreak="0">
     <w:nsid w:val="114E14AF"/>
     <w:multiLevelType w:val="hybridMultilevel"/>
@@ -3320,29 +3462,29 @@
       </w:pPr>
     </w:lvl>
   </w:abstractNum>
-  <w:num w:numId="1">
+  <w:num w:numId="1" w16cid:durableId="2008363854">
     <w:abstractNumId w:val="0"/>
   </w:num>
-  <w:num w:numId="2">
+  <w:num w:numId="2" w16cid:durableId="656687933">
     <w:abstractNumId w:val="2"/>
   </w:num>
-  <w:num w:numId="3">
+  <w:num w:numId="3" w16cid:durableId="474377464">
     <w:abstractNumId w:val="5"/>
   </w:num>
-  <w:num w:numId="4">
+  <w:num w:numId="4" w16cid:durableId="1468013685">
     <w:abstractNumId w:val="1"/>
   </w:num>
-  <w:num w:numId="5">
+  <w:num w:numId="5" w16cid:durableId="1589385287">
     <w:abstractNumId w:val="3"/>
   </w:num>
-  <w:num w:numId="6">
+  <w:num w:numId="6" w16cid:durableId="1258946590">
     <w:abstractNumId w:val="4"/>
   </w:num>
 </w:numbering>
 </file>
 
 <file path=word/styles.xml><?xml version="1.0" encoding="utf-8"?>
-<w:styles xmlns:mc="http://schemas.openxmlformats.org/markup-compatibility/2006" xmlns:r="http://schemas.openxmlformats.org/officeDocument/2006/relationships" xmlns:w="http://schemas.openxmlformats.org/wordprocessingml/2006/main" xmlns:w14="http://schemas.microsoft.com/office/word/2010/wordml" xmlns:w15="http://schemas.microsoft.com/office/word/2012/wordml" xmlns:w16se="http://schemas.microsoft.com/office/word/2015/wordml/symex" mc:Ignorable="w14 w15 w16se">
+<w:styles xmlns:mc="http://schemas.openxmlformats.org/markup-compatibility/2006" xmlns:r="http://schemas.openxmlformats.org/officeDocument/2006/relationships" xmlns:w="http://schemas.openxmlformats.org/wordprocessingml/2006/main" xmlns:w14="http://schemas.microsoft.com/office/word/2010/wordml" xmlns:w15="http://schemas.microsoft.com/office/word/2012/wordml" xmlns:w16cex="http://schemas.microsoft.com/office/word/2018/wordml/cex" xmlns:w16cid="http://schemas.microsoft.com/office/word/2016/wordml/cid" xmlns:w16="http://schemas.microsoft.com/office/word/2018/wordml" xmlns:w16du="http://schemas.microsoft.com/office/word/2023/wordml/word16du" xmlns:w16sdtdh="http://schemas.microsoft.com/office/word/2020/wordml/sdtdatahash" xmlns:w16sdtfl="http://schemas.microsoft.com/office/word/2024/wordml/sdtformatlock" xmlns:w16se="http://schemas.microsoft.com/office/word/2015/wordml/symex" mc:Ignorable="w14 w15 w16se w16cid w16 w16cex w16sdtdh w16sdtfl w16du">
   <w:docDefaults>
     <w:rPrDefault>
       <w:rPr>
@@ -3354,7 +3496,7 @@
     </w:rPrDefault>
     <w:pPrDefault/>
   </w:docDefaults>
-  <w:latentStyles w:defLockedState="0" w:defUIPriority="99" w:defSemiHidden="0" w:defUnhideWhenUsed="0" w:defQFormat="0" w:count="371">
+  <w:latentStyles w:defLockedState="0" w:defUIPriority="99" w:defSemiHidden="0" w:defUnhideWhenUsed="0" w:defQFormat="0" w:count="376">
     <w:lsdException w:name="Normal" w:uiPriority="0" w:qFormat="1"/>
     <w:lsdException w:name="heading 1" w:uiPriority="9" w:qFormat="1"/>
     <w:lsdException w:name="heading 2" w:semiHidden="1" w:uiPriority="9" w:unhideWhenUsed="1" w:qFormat="1"/>
@@ -3726,6 +3868,11 @@
     <w:lsdException w:name="List Table 5 Dark Accent 6" w:uiPriority="50"/>
     <w:lsdException w:name="List Table 6 Colorful Accent 6" w:uiPriority="51"/>
     <w:lsdException w:name="List Table 7 Colorful Accent 6" w:uiPriority="52"/>
+    <w:lsdException w:name="Mention" w:semiHidden="1" w:unhideWhenUsed="1"/>
+    <w:lsdException w:name="Smart Hyperlink" w:semiHidden="1" w:unhideWhenUsed="1"/>
+    <w:lsdException w:name="Hashtag" w:semiHidden="1" w:unhideWhenUsed="1"/>
+    <w:lsdException w:name="Unresolved Mention" w:semiHidden="1" w:unhideWhenUsed="1"/>
+    <w:lsdException w:name="Smart Link" w:semiHidden="1" w:unhideWhenUsed="1"/>
   </w:latentStyles>
   <w:style w:type="paragraph" w:default="1" w:styleId="Normal">
     <w:name w:val="Normal"/>
@@ -4335,6 +4482,25 @@
 </file>
 
 <file path=customXml/item1.xml><?xml version="1.0" encoding="utf-8"?>
+<b:Sources xmlns:b="http://schemas.openxmlformats.org/officeDocument/2006/bibliography" xmlns="http://schemas.openxmlformats.org/officeDocument/2006/bibliography" SelectedStyle="\APASixthEditionOfficeOnline.xsl" StyleName="APA" Version="6"/>
+</file>
+
+<file path=customXml/item2.xml><?xml version="1.0" encoding="utf-8"?>
+<?mso-contentType ?>
+<FormTemplates xmlns="http://schemas.microsoft.com/sharepoint/v3/contenttype/forms">
+  <Display>DocumentLibraryForm</Display>
+  <Edit>DocumentLibraryForm</Edit>
+  <New>DocumentLibraryForm</New>
+</FormTemplates>
+</file>
+
+<file path=customXml/item3.xml><?xml version="1.0" encoding="utf-8"?>
+<p:properties xmlns:p="http://schemas.microsoft.com/office/2006/metadata/properties" xmlns:xsi="http://www.w3.org/2001/XMLSchema-instance" xmlns:pc="http://schemas.microsoft.com/office/infopath/2007/PartnerControls">
+  <documentManagement/>
+</p:properties>
+</file>
+
+<file path=customXml/item4.xml><?xml version="1.0" encoding="utf-8"?>
 <ct:contentTypeSchema xmlns:ct="http://schemas.microsoft.com/office/2006/metadata/contentType" xmlns:ma="http://schemas.microsoft.com/office/2006/metadata/properties/metaAttributes" ct:_="" ma:_="" ma:contentTypeName="Documento" ma:contentTypeID="0x010100E96778489EE7714D8BD12CC105EB918B" ma:contentTypeVersion="2" ma:contentTypeDescription="Crear nuevo documento." ma:contentTypeScope="" ma:versionID="416c5c7ae9b5d54d83875cd3c65194e3">
   <xsd:schema xmlns:xsd="http://www.w3.org/2001/XMLSchema" xmlns:xs="http://www.w3.org/2001/XMLSchema" xmlns:p="http://schemas.microsoft.com/office/2006/metadata/properties" xmlns:ns2="126e8a1c-9ea9-435a-ac89-d06c80d62e30" targetNamespace="http://schemas.microsoft.com/office/2006/metadata/properties" ma:root="true" ma:fieldsID="70a237c842677bd850644f8595079f5e" ns2:_="">
     <xsd:import namespace="126e8a1c-9ea9-435a-ac89-d06c80d62e30"/>
@@ -4466,26 +4632,32 @@
 </ct:contentTypeSchema>
 </file>
 
-<file path=customXml/item2.xml><?xml version="1.0" encoding="utf-8"?>
-<p:properties xmlns:p="http://schemas.microsoft.com/office/2006/metadata/properties" xmlns:xsi="http://www.w3.org/2001/XMLSchema-instance" xmlns:pc="http://schemas.microsoft.com/office/infopath/2007/PartnerControls">
-  <documentManagement/>
-</p:properties>
+<file path=customXml/itemProps1.xml><?xml version="1.0" encoding="utf-8"?>
+<ds:datastoreItem xmlns:ds="http://schemas.openxmlformats.org/officeDocument/2006/customXml" ds:itemID="{BDCED711-E314-4C22-B587-D275DD8897EC}">
+  <ds:schemaRefs>
+    <ds:schemaRef ds:uri="http://schemas.openxmlformats.org/officeDocument/2006/bibliography"/>
+  </ds:schemaRefs>
+</ds:datastoreItem>
 </file>
 
-<file path=customXml/item3.xml><?xml version="1.0" encoding="utf-8"?>
-<?mso-contentType ?>
-<FormTemplates xmlns="http://schemas.microsoft.com/sharepoint/v3/contenttype/forms">
-  <Display>DocumentLibraryForm</Display>
-  <Edit>DocumentLibraryForm</Edit>
-  <New>DocumentLibraryForm</New>
-</FormTemplates>
+<file path=customXml/itemProps2.xml><?xml version="1.0" encoding="utf-8"?>
+<ds:datastoreItem xmlns:ds="http://schemas.openxmlformats.org/officeDocument/2006/customXml" ds:itemID="{DB26575A-B7B3-4412-B642-D3B0845180CC}">
+  <ds:schemaRefs>
+    <ds:schemaRef ds:uri="http://schemas.microsoft.com/sharepoint/v3/contenttype/forms"/>
+  </ds:schemaRefs>
+</ds:datastoreItem>
 </file>
 
-<file path=customXml/item4.xml><?xml version="1.0" encoding="utf-8"?>
-<b:Sources xmlns:b="http://schemas.openxmlformats.org/officeDocument/2006/bibliography" xmlns="http://schemas.openxmlformats.org/officeDocument/2006/bibliography" SelectedStyle="\APASixthEditionOfficeOnline.xsl" StyleName="APA" Version="6"/>
+<file path=customXml/itemProps3.xml><?xml version="1.0" encoding="utf-8"?>
+<ds:datastoreItem xmlns:ds="http://schemas.openxmlformats.org/officeDocument/2006/customXml" ds:itemID="{372B79FC-6971-4544-98C5-83069028712A}">
+  <ds:schemaRefs>
+    <ds:schemaRef ds:uri="http://schemas.microsoft.com/office/2006/metadata/properties"/>
+    <ds:schemaRef ds:uri="http://schemas.microsoft.com/office/infopath/2007/PartnerControls"/>
+  </ds:schemaRefs>
+</ds:datastoreItem>
 </file>
 
-<file path=customXml/itemProps1.xml><?xml version="1.0" encoding="utf-8"?>
+<file path=customXml/itemProps4.xml><?xml version="1.0" encoding="utf-8"?>
 <ds:datastoreItem xmlns:ds="http://schemas.openxmlformats.org/officeDocument/2006/customXml" ds:itemID="{1A4E63CB-0BBC-477D-B96D-0B1E89CFECED}">
   <ds:schemaRefs>
     <ds:schemaRef ds:uri="http://schemas.microsoft.com/office/2006/metadata/contentType"/>
@@ -4501,36 +4673,4 @@
     <ds:schemaRef ds:uri="http://schemas.microsoft.com/internal/obd"/>
   </ds:schemaRefs>
 </ds:datastoreItem>
-</file>
-
-<file path=customXml/itemProps2.xml><?xml version="1.0" encoding="utf-8"?>
-<ds:datastoreItem xmlns:ds="http://schemas.openxmlformats.org/officeDocument/2006/customXml" ds:itemID="{372B79FC-6971-4544-98C5-83069028712A}">
-  <ds:schemaRefs>
-    <ds:schemaRef ds:uri="http://purl.org/dc/dcmitype/"/>
-    <ds:schemaRef ds:uri="http://purl.org/dc/elements/1.1/"/>
-    <ds:schemaRef ds:uri="http://www.w3.org/XML/1998/namespace"/>
-    <ds:schemaRef ds:uri="126e8a1c-9ea9-435a-ac89-d06c80d62e30"/>
-    <ds:schemaRef ds:uri="http://schemas.microsoft.com/office/2006/documentManagement/types"/>
-    <ds:schemaRef ds:uri="http://purl.org/dc/terms/"/>
-    <ds:schemaRef ds:uri="http://schemas.microsoft.com/office/infopath/2007/PartnerControls"/>
-    <ds:schemaRef ds:uri="http://schemas.openxmlformats.org/package/2006/metadata/core-properties"/>
-    <ds:schemaRef ds:uri="http://schemas.microsoft.com/office/2006/metadata/properties"/>
-  </ds:schemaRefs>
-</ds:datastoreItem>
-</file>
-
-<file path=customXml/itemProps3.xml><?xml version="1.0" encoding="utf-8"?>
-<ds:datastoreItem xmlns:ds="http://schemas.openxmlformats.org/officeDocument/2006/customXml" ds:itemID="{DB26575A-B7B3-4412-B642-D3B0845180CC}">
-  <ds:schemaRefs>
-    <ds:schemaRef ds:uri="http://schemas.microsoft.com/sharepoint/v3/contenttype/forms"/>
-  </ds:schemaRefs>
-</ds:datastoreItem>
-</file>
-
-<file path=customXml/itemProps4.xml><?xml version="1.0" encoding="utf-8"?>
-<ds:datastoreItem xmlns:ds="http://schemas.openxmlformats.org/officeDocument/2006/customXml" ds:itemID="{BDCED711-E314-4C22-B587-D275DD8897EC}">
-  <ds:schemaRefs>
-    <ds:schemaRef ds:uri="http://schemas.openxmlformats.org/officeDocument/2006/bibliography"/>
-  </ds:schemaRefs>
-</ds:datastoreItem>
 </file>